--- a/Training/Week2/Day3/Docx/08_JS_Day3_Week2_Hands_on_HarishBabuKaveri.docx
+++ b/Training/Week2/Day3/Docx/08_JS_Day3_Week2_Hands_on_HarishBabuKaveri.docx
@@ -4,14 +4,12 @@
   <w:body>
     <w:p>
       <w:pPr>
-        <w:ind w:firstLine="720"/>
         <w:jc w:val="center"/>
         <w:rPr>
           <w:b/>
           <w:bCs/>
         </w:rPr>
       </w:pPr>
-      <w:proofErr w:type="spellStart"/>
       <w:r>
         <w:rPr>
           <w:b/>
@@ -31,15 +29,7 @@
           <w:b/>
           <w:bCs/>
         </w:rPr>
-        <w:t>Day</w:t>
-      </w:r>
-      <w:proofErr w:type="spellEnd"/>
-      <w:r>
-        <w:rPr>
-          <w:b/>
-          <w:bCs/>
-        </w:rPr>
-        <w:t xml:space="preserve"> – </w:t>
+        <w:t xml:space="preserve">Day – </w:t>
       </w:r>
       <w:r>
         <w:rPr>
@@ -333,23 +323,7 @@
           <w:sz w:val="24"/>
           <w:szCs w:val="24"/>
         </w:rPr>
-        <w:t xml:space="preserve">• Event handling must use </w:t>
-      </w:r>
-      <w:proofErr w:type="spellStart"/>
-      <w:r>
-        <w:rPr>
-          <w:sz w:val="24"/>
-          <w:szCs w:val="24"/>
-        </w:rPr>
-        <w:t>addEventListener</w:t>
-      </w:r>
-      <w:proofErr w:type="spellEnd"/>
-      <w:r>
-        <w:rPr>
-          <w:sz w:val="24"/>
-          <w:szCs w:val="24"/>
-        </w:rPr>
-        <w:t>().</w:t>
+        <w:t>• Event handling must use addEventListener().</w:t>
       </w:r>
     </w:p>
     <w:p>
@@ -540,31 +514,107 @@
           <w:szCs w:val="24"/>
         </w:rPr>
       </w:pPr>
-    </w:p>
-    <w:p>
-      <w:pPr>
+      <w:r>
         <w:rPr>
           <w:noProof/>
           <w:sz w:val="24"/>
           <w:szCs w:val="24"/>
         </w:rPr>
-      </w:pPr>
-      <w:r>
+        <w:drawing>
+          <wp:inline distT="0" distB="0" distL="0" distR="0" wp14:anchorId="6EAD4A5E" wp14:editId="706D55A3">
+            <wp:extent cx="5943600" cy="4515485"/>
+            <wp:effectExtent l="0" t="0" r="0" b="0"/>
+            <wp:docPr id="912929637" name="Picture 1"/>
+            <wp:cNvGraphicFramePr>
+              <a:graphicFrameLocks xmlns:a="http://schemas.openxmlformats.org/drawingml/2006/main" noChangeAspect="1"/>
+            </wp:cNvGraphicFramePr>
+            <a:graphic xmlns:a="http://schemas.openxmlformats.org/drawingml/2006/main">
+              <a:graphicData uri="http://schemas.openxmlformats.org/drawingml/2006/picture">
+                <pic:pic xmlns:pic="http://schemas.openxmlformats.org/drawingml/2006/picture">
+                  <pic:nvPicPr>
+                    <pic:cNvPr id="912929637" name=""/>
+                    <pic:cNvPicPr/>
+                  </pic:nvPicPr>
+                  <pic:blipFill>
+                    <a:blip r:embed="rId5"/>
+                    <a:stretch>
+                      <a:fillRect/>
+                    </a:stretch>
+                  </pic:blipFill>
+                  <pic:spPr>
+                    <a:xfrm>
+                      <a:off x="0" y="0"/>
+                      <a:ext cx="5943600" cy="4515485"/>
+                    </a:xfrm>
+                    <a:prstGeom prst="rect">
+                      <a:avLst/>
+                    </a:prstGeom>
+                  </pic:spPr>
+                </pic:pic>
+              </a:graphicData>
+            </a:graphic>
+          </wp:inline>
+        </w:drawing>
+      </w:r>
+    </w:p>
+    <w:p>
+      <w:pPr>
         <w:rPr>
           <w:noProof/>
           <w:sz w:val="24"/>
           <w:szCs w:val="24"/>
         </w:rPr>
-        <w:t>File Name: script.html</w:t>
-      </w:r>
-    </w:p>
-    <w:p>
-      <w:pPr>
+      </w:pPr>
+      <w:r>
         <w:rPr>
           <w:noProof/>
           <w:sz w:val="24"/>
           <w:szCs w:val="24"/>
         </w:rPr>
+        <w:drawing>
+          <wp:inline distT="0" distB="0" distL="0" distR="0" wp14:anchorId="084E057D" wp14:editId="04B74DED">
+            <wp:extent cx="5943600" cy="2285365"/>
+            <wp:effectExtent l="0" t="0" r="0" b="635"/>
+            <wp:docPr id="1143451513" name="Picture 1"/>
+            <wp:cNvGraphicFramePr>
+              <a:graphicFrameLocks xmlns:a="http://schemas.openxmlformats.org/drawingml/2006/main" noChangeAspect="1"/>
+            </wp:cNvGraphicFramePr>
+            <a:graphic xmlns:a="http://schemas.openxmlformats.org/drawingml/2006/main">
+              <a:graphicData uri="http://schemas.openxmlformats.org/drawingml/2006/picture">
+                <pic:pic xmlns:pic="http://schemas.openxmlformats.org/drawingml/2006/picture">
+                  <pic:nvPicPr>
+                    <pic:cNvPr id="1143451513" name=""/>
+                    <pic:cNvPicPr/>
+                  </pic:nvPicPr>
+                  <pic:blipFill>
+                    <a:blip r:embed="rId6"/>
+                    <a:stretch>
+                      <a:fillRect/>
+                    </a:stretch>
+                  </pic:blipFill>
+                  <pic:spPr>
+                    <a:xfrm>
+                      <a:off x="0" y="0"/>
+                      <a:ext cx="5943600" cy="2285365"/>
+                    </a:xfrm>
+                    <a:prstGeom prst="rect">
+                      <a:avLst/>
+                    </a:prstGeom>
+                  </pic:spPr>
+                </pic:pic>
+              </a:graphicData>
+            </a:graphic>
+          </wp:inline>
+        </w:drawing>
+      </w:r>
+    </w:p>
+    <w:p>
+      <w:pPr>
+        <w:rPr>
+          <w:noProof/>
+          <w:sz w:val="24"/>
+          <w:szCs w:val="24"/>
+        </w:rPr>
       </w:pPr>
     </w:p>
     <w:p>
@@ -607,15 +657,201 @@
           <w:szCs w:val="24"/>
         </w:rPr>
       </w:pPr>
-    </w:p>
-    <w:p>
-      <w:pPr>
+      <w:r>
         <w:rPr>
           <w:noProof/>
           <w:sz w:val="24"/>
           <w:szCs w:val="24"/>
         </w:rPr>
-      </w:pPr>
+        <w:drawing>
+          <wp:inline distT="0" distB="0" distL="0" distR="0" wp14:anchorId="52AD9457" wp14:editId="76960844">
+            <wp:extent cx="4701540" cy="3494273"/>
+            <wp:effectExtent l="0" t="0" r="3810" b="0"/>
+            <wp:docPr id="1453853160" name="Picture 1"/>
+            <wp:cNvGraphicFramePr>
+              <a:graphicFrameLocks xmlns:a="http://schemas.openxmlformats.org/drawingml/2006/main" noChangeAspect="1"/>
+            </wp:cNvGraphicFramePr>
+            <a:graphic xmlns:a="http://schemas.openxmlformats.org/drawingml/2006/main">
+              <a:graphicData uri="http://schemas.openxmlformats.org/drawingml/2006/picture">
+                <pic:pic xmlns:pic="http://schemas.openxmlformats.org/drawingml/2006/picture">
+                  <pic:nvPicPr>
+                    <pic:cNvPr id="1453853160" name=""/>
+                    <pic:cNvPicPr/>
+                  </pic:nvPicPr>
+                  <pic:blipFill>
+                    <a:blip r:embed="rId7"/>
+                    <a:stretch>
+                      <a:fillRect/>
+                    </a:stretch>
+                  </pic:blipFill>
+                  <pic:spPr>
+                    <a:xfrm>
+                      <a:off x="0" y="0"/>
+                      <a:ext cx="4708411" cy="3499380"/>
+                    </a:xfrm>
+                    <a:prstGeom prst="rect">
+                      <a:avLst/>
+                    </a:prstGeom>
+                  </pic:spPr>
+                </pic:pic>
+              </a:graphicData>
+            </a:graphic>
+          </wp:inline>
+        </w:drawing>
+      </w:r>
+    </w:p>
+    <w:p>
+      <w:pPr>
+        <w:rPr>
+          <w:noProof/>
+          <w:sz w:val="24"/>
+          <w:szCs w:val="24"/>
+        </w:rPr>
+      </w:pPr>
+      <w:r>
+        <w:rPr>
+          <w:noProof/>
+          <w:sz w:val="24"/>
+          <w:szCs w:val="24"/>
+        </w:rPr>
+        <w:drawing>
+          <wp:inline distT="0" distB="0" distL="0" distR="0" wp14:anchorId="3511A78A" wp14:editId="5C966B4F">
+            <wp:extent cx="4701540" cy="3369058"/>
+            <wp:effectExtent l="0" t="0" r="3810" b="3175"/>
+            <wp:docPr id="472623679" name="Picture 1"/>
+            <wp:cNvGraphicFramePr>
+              <a:graphicFrameLocks xmlns:a="http://schemas.openxmlformats.org/drawingml/2006/main" noChangeAspect="1"/>
+            </wp:cNvGraphicFramePr>
+            <a:graphic xmlns:a="http://schemas.openxmlformats.org/drawingml/2006/main">
+              <a:graphicData uri="http://schemas.openxmlformats.org/drawingml/2006/picture">
+                <pic:pic xmlns:pic="http://schemas.openxmlformats.org/drawingml/2006/picture">
+                  <pic:nvPicPr>
+                    <pic:cNvPr id="472623679" name=""/>
+                    <pic:cNvPicPr/>
+                  </pic:nvPicPr>
+                  <pic:blipFill>
+                    <a:blip r:embed="rId8"/>
+                    <a:stretch>
+                      <a:fillRect/>
+                    </a:stretch>
+                  </pic:blipFill>
+                  <pic:spPr>
+                    <a:xfrm>
+                      <a:off x="0" y="0"/>
+                      <a:ext cx="4708248" cy="3373865"/>
+                    </a:xfrm>
+                    <a:prstGeom prst="rect">
+                      <a:avLst/>
+                    </a:prstGeom>
+                  </pic:spPr>
+                </pic:pic>
+              </a:graphicData>
+            </a:graphic>
+          </wp:inline>
+        </w:drawing>
+      </w:r>
+    </w:p>
+    <w:p>
+      <w:pPr>
+        <w:rPr>
+          <w:noProof/>
+          <w:sz w:val="24"/>
+          <w:szCs w:val="24"/>
+        </w:rPr>
+      </w:pPr>
+      <w:r>
+        <w:rPr>
+          <w:noProof/>
+          <w:sz w:val="24"/>
+          <w:szCs w:val="24"/>
+        </w:rPr>
+        <w:drawing>
+          <wp:inline distT="0" distB="0" distL="0" distR="0" wp14:anchorId="34141E93" wp14:editId="210B45F8">
+            <wp:extent cx="3764280" cy="2852167"/>
+            <wp:effectExtent l="0" t="0" r="7620" b="5715"/>
+            <wp:docPr id="1012811391" name="Picture 1"/>
+            <wp:cNvGraphicFramePr>
+              <a:graphicFrameLocks xmlns:a="http://schemas.openxmlformats.org/drawingml/2006/main" noChangeAspect="1"/>
+            </wp:cNvGraphicFramePr>
+            <a:graphic xmlns:a="http://schemas.openxmlformats.org/drawingml/2006/main">
+              <a:graphicData uri="http://schemas.openxmlformats.org/drawingml/2006/picture">
+                <pic:pic xmlns:pic="http://schemas.openxmlformats.org/drawingml/2006/picture">
+                  <pic:nvPicPr>
+                    <pic:cNvPr id="1012811391" name=""/>
+                    <pic:cNvPicPr/>
+                  </pic:nvPicPr>
+                  <pic:blipFill>
+                    <a:blip r:embed="rId9"/>
+                    <a:stretch>
+                      <a:fillRect/>
+                    </a:stretch>
+                  </pic:blipFill>
+                  <pic:spPr>
+                    <a:xfrm>
+                      <a:off x="0" y="0"/>
+                      <a:ext cx="3772225" cy="2858187"/>
+                    </a:xfrm>
+                    <a:prstGeom prst="rect">
+                      <a:avLst/>
+                    </a:prstGeom>
+                  </pic:spPr>
+                </pic:pic>
+              </a:graphicData>
+            </a:graphic>
+          </wp:inline>
+        </w:drawing>
+      </w:r>
+    </w:p>
+    <w:p>
+      <w:pPr>
+        <w:rPr>
+          <w:noProof/>
+          <w:sz w:val="24"/>
+          <w:szCs w:val="24"/>
+        </w:rPr>
+      </w:pPr>
+      <w:r>
+        <w:rPr>
+          <w:noProof/>
+          <w:sz w:val="24"/>
+          <w:szCs w:val="24"/>
+        </w:rPr>
+        <w:drawing>
+          <wp:inline distT="0" distB="0" distL="0" distR="0" wp14:anchorId="3D3E0613" wp14:editId="6F940765">
+            <wp:extent cx="3764280" cy="2863832"/>
+            <wp:effectExtent l="0" t="0" r="7620" b="0"/>
+            <wp:docPr id="1826580365" name="Picture 1"/>
+            <wp:cNvGraphicFramePr>
+              <a:graphicFrameLocks xmlns:a="http://schemas.openxmlformats.org/drawingml/2006/main" noChangeAspect="1"/>
+            </wp:cNvGraphicFramePr>
+            <a:graphic xmlns:a="http://schemas.openxmlformats.org/drawingml/2006/main">
+              <a:graphicData uri="http://schemas.openxmlformats.org/drawingml/2006/picture">
+                <pic:pic xmlns:pic="http://schemas.openxmlformats.org/drawingml/2006/picture">
+                  <pic:nvPicPr>
+                    <pic:cNvPr id="1826580365" name=""/>
+                    <pic:cNvPicPr/>
+                  </pic:nvPicPr>
+                  <pic:blipFill>
+                    <a:blip r:embed="rId10"/>
+                    <a:stretch>
+                      <a:fillRect/>
+                    </a:stretch>
+                  </pic:blipFill>
+                  <pic:spPr>
+                    <a:xfrm>
+                      <a:off x="0" y="0"/>
+                      <a:ext cx="3778317" cy="2874511"/>
+                    </a:xfrm>
+                    <a:prstGeom prst="rect">
+                      <a:avLst/>
+                    </a:prstGeom>
+                  </pic:spPr>
+                </pic:pic>
+              </a:graphicData>
+            </a:graphic>
+          </wp:inline>
+        </w:drawing>
+      </w:r>
     </w:p>
     <w:p>
       <w:pPr>
@@ -634,25 +870,56 @@
     </w:p>
     <w:p>
       <w:r>
-        <w:t xml:space="preserve">This code creates a </w:t>
+        <w:t xml:space="preserve">This code creates a simple </w:t>
       </w:r>
       <w:r>
         <w:rPr>
           <w:b/>
           <w:bCs/>
         </w:rPr>
-        <w:t>Student Marks Analyzer</w:t>
-      </w:r>
-      <w:r>
-        <w:t xml:space="preserve"> that stores marks in an array and calculates the total and average using JavaScript functions. It also checks if the student passed or failed based on the average.</w:t>
+        <w:t>Feedback Form</w:t>
+      </w:r>
+      <w:r>
+        <w:t xml:space="preserve"> where the user can type feedback and click </w:t>
+      </w:r>
+      <w:r>
+        <w:rPr>
+          <w:b/>
+          <w:bCs/>
+        </w:rPr>
+        <w:t>Submit Feedback</w:t>
+      </w:r>
+      <w:r>
+        <w:t>. JavaScript checks if the textarea is empty before submitting.</w:t>
       </w:r>
       <w:r>
         <w:t xml:space="preserve"> </w:t>
       </w:r>
       <w:r>
-        <w:t>The output shows each subject mark, the total marks, the average marks, and the final result (Pass/Fail) displayed on the webpage.</w:t>
-      </w:r>
-    </w:p>
+        <w:t xml:space="preserve">If no feedback is entered, it shows a </w:t>
+      </w:r>
+      <w:r>
+        <w:rPr>
+          <w:b/>
+          <w:bCs/>
+        </w:rPr>
+        <w:t>red error message</w:t>
+      </w:r>
+      <w:r>
+        <w:t xml:space="preserve"> asking the user to enter feedback. If feedback is provided, it displays a </w:t>
+      </w:r>
+      <w:r>
+        <w:rPr>
+          <w:b/>
+          <w:bCs/>
+        </w:rPr>
+        <w:t>green success message</w:t>
+      </w:r>
+      <w:r>
+        <w:t xml:space="preserve"> and clears the textbox.</w:t>
+      </w:r>
+    </w:p>
+    <w:p/>
     <w:p>
       <w:pPr>
         <w:rPr>
@@ -682,15 +949,779 @@
           <w:szCs w:val="25"/>
         </w:rPr>
       </w:pPr>
-    </w:p>
-    <w:p>
-      <w:pPr>
+      <w:r>
         <w:rPr>
           <w:b/>
           <w:bCs/>
           <w:sz w:val="25"/>
           <w:szCs w:val="25"/>
         </w:rPr>
+        <w:t>Problem 2</w:t>
+      </w:r>
+    </w:p>
+    <w:p>
+      <w:pPr>
+        <w:rPr>
+          <w:rFonts w:cstheme="minorHAnsi"/>
+          <w:b/>
+          <w:bCs/>
+          <w:sz w:val="24"/>
+          <w:szCs w:val="24"/>
+        </w:rPr>
+      </w:pPr>
+      <w:r>
+        <w:rPr>
+          <w:b/>
+          <w:bCs/>
+          <w:sz w:val="24"/>
+          <w:szCs w:val="24"/>
+        </w:rPr>
+        <w:t>Problem Statement</w:t>
+      </w:r>
+      <w:r>
+        <w:rPr>
+          <w:rFonts w:cstheme="minorHAnsi"/>
+          <w:b/>
+          <w:bCs/>
+          <w:sz w:val="24"/>
+          <w:szCs w:val="24"/>
+        </w:rPr>
+        <w:t>: Theme Toggle Application (Level-1)</w:t>
+      </w:r>
+    </w:p>
+    <w:p>
+      <w:pPr>
+        <w:rPr>
+          <w:rFonts w:cstheme="minorHAnsi"/>
+          <w:b/>
+          <w:bCs/>
+          <w:sz w:val="24"/>
+          <w:szCs w:val="24"/>
+        </w:rPr>
+      </w:pPr>
+      <w:r>
+        <w:rPr>
+          <w:rFonts w:cstheme="minorHAnsi"/>
+          <w:b/>
+          <w:bCs/>
+          <w:sz w:val="24"/>
+          <w:szCs w:val="24"/>
+        </w:rPr>
+        <w:t>Scenario:</w:t>
+      </w:r>
+    </w:p>
+    <w:p>
+      <w:pPr>
+        <w:rPr>
+          <w:rFonts w:cstheme="minorHAnsi"/>
+          <w:sz w:val="24"/>
+          <w:szCs w:val="24"/>
+        </w:rPr>
+      </w:pPr>
+      <w:r>
+        <w:rPr>
+          <w:rFonts w:cstheme="minorHAnsi"/>
+          <w:sz w:val="24"/>
+          <w:szCs w:val="24"/>
+        </w:rPr>
+        <w:t>A small blog website wants to allow users to switch between Light Mode and Dark Mode interactively.</w:t>
+      </w:r>
+    </w:p>
+    <w:p>
+      <w:pPr>
+        <w:rPr>
+          <w:rFonts w:cstheme="minorHAnsi"/>
+          <w:sz w:val="24"/>
+          <w:szCs w:val="24"/>
+        </w:rPr>
+      </w:pPr>
+      <w:r>
+        <w:rPr>
+          <w:rFonts w:cstheme="minorHAnsi"/>
+          <w:sz w:val="24"/>
+          <w:szCs w:val="24"/>
+        </w:rPr>
+        <w:t xml:space="preserve"> </w:t>
+      </w:r>
+    </w:p>
+    <w:p>
+      <w:pPr>
+        <w:rPr>
+          <w:rFonts w:cstheme="minorHAnsi"/>
+          <w:b/>
+          <w:bCs/>
+          <w:sz w:val="24"/>
+          <w:szCs w:val="24"/>
+        </w:rPr>
+      </w:pPr>
+      <w:r>
+        <w:rPr>
+          <w:rFonts w:ascii="Segoe UI Emoji" w:hAnsi="Segoe UI Emoji" w:cs="Segoe UI Emoji"/>
+          <w:b/>
+          <w:bCs/>
+          <w:sz w:val="24"/>
+          <w:szCs w:val="24"/>
+        </w:rPr>
+        <w:t>📌</w:t>
+      </w:r>
+      <w:r>
+        <w:rPr>
+          <w:rFonts w:cstheme="minorHAnsi"/>
+          <w:b/>
+          <w:bCs/>
+          <w:sz w:val="24"/>
+          <w:szCs w:val="24"/>
+        </w:rPr>
+        <w:t xml:space="preserve"> Requirements</w:t>
+      </w:r>
+    </w:p>
+    <w:p>
+      <w:pPr>
+        <w:rPr>
+          <w:rFonts w:cstheme="minorHAnsi"/>
+          <w:sz w:val="24"/>
+          <w:szCs w:val="24"/>
+        </w:rPr>
+      </w:pPr>
+      <w:r>
+        <w:rPr>
+          <w:rFonts w:cstheme="minorHAnsi"/>
+          <w:sz w:val="24"/>
+          <w:szCs w:val="24"/>
+        </w:rPr>
+        <w:t>• Create a toggle button to switch themes.</w:t>
+      </w:r>
+    </w:p>
+    <w:p>
+      <w:pPr>
+        <w:rPr>
+          <w:rFonts w:cstheme="minorHAnsi"/>
+          <w:sz w:val="24"/>
+          <w:szCs w:val="24"/>
+        </w:rPr>
+      </w:pPr>
+      <w:r>
+        <w:rPr>
+          <w:rFonts w:cstheme="minorHAnsi"/>
+          <w:sz w:val="24"/>
+          <w:szCs w:val="24"/>
+        </w:rPr>
+        <w:t>• Change background and text color dynamically.</w:t>
+      </w:r>
+    </w:p>
+    <w:p>
+      <w:pPr>
+        <w:rPr>
+          <w:rFonts w:cstheme="minorHAnsi"/>
+          <w:sz w:val="24"/>
+          <w:szCs w:val="24"/>
+        </w:rPr>
+      </w:pPr>
+      <w:r>
+        <w:rPr>
+          <w:rFonts w:cstheme="minorHAnsi"/>
+          <w:sz w:val="24"/>
+          <w:szCs w:val="24"/>
+        </w:rPr>
+        <w:t>• Store theme preference in localStorage.</w:t>
+      </w:r>
+    </w:p>
+    <w:p>
+      <w:pPr>
+        <w:rPr>
+          <w:rFonts w:cstheme="minorHAnsi"/>
+          <w:sz w:val="24"/>
+          <w:szCs w:val="24"/>
+        </w:rPr>
+      </w:pPr>
+      <w:r>
+        <w:rPr>
+          <w:rFonts w:cstheme="minorHAnsi"/>
+          <w:sz w:val="24"/>
+          <w:szCs w:val="24"/>
+        </w:rPr>
+        <w:t xml:space="preserve"> </w:t>
+      </w:r>
+    </w:p>
+    <w:p>
+      <w:pPr>
+        <w:rPr>
+          <w:rFonts w:cstheme="minorHAnsi"/>
+          <w:b/>
+          <w:bCs/>
+          <w:sz w:val="24"/>
+          <w:szCs w:val="24"/>
+        </w:rPr>
+      </w:pPr>
+      <w:r>
+        <w:rPr>
+          <w:rFonts w:ascii="Segoe UI Emoji" w:hAnsi="Segoe UI Emoji" w:cs="Segoe UI Emoji"/>
+          <w:b/>
+          <w:bCs/>
+          <w:sz w:val="24"/>
+          <w:szCs w:val="24"/>
+        </w:rPr>
+        <w:t>🛠️</w:t>
+      </w:r>
+      <w:r>
+        <w:rPr>
+          <w:rFonts w:cstheme="minorHAnsi"/>
+          <w:b/>
+          <w:bCs/>
+          <w:sz w:val="24"/>
+          <w:szCs w:val="24"/>
+        </w:rPr>
+        <w:t xml:space="preserve"> Technical Constraints</w:t>
+      </w:r>
+    </w:p>
+    <w:p>
+      <w:pPr>
+        <w:rPr>
+          <w:rFonts w:cstheme="minorHAnsi"/>
+          <w:sz w:val="24"/>
+          <w:szCs w:val="24"/>
+        </w:rPr>
+      </w:pPr>
+      <w:r>
+        <w:rPr>
+          <w:rFonts w:cstheme="minorHAnsi"/>
+          <w:sz w:val="24"/>
+          <w:szCs w:val="24"/>
+        </w:rPr>
+        <w:t>• Use Vanilla JavaScript.</w:t>
+      </w:r>
+    </w:p>
+    <w:p>
+      <w:pPr>
+        <w:rPr>
+          <w:rFonts w:cstheme="minorHAnsi"/>
+          <w:sz w:val="24"/>
+          <w:szCs w:val="24"/>
+        </w:rPr>
+      </w:pPr>
+      <w:r>
+        <w:rPr>
+          <w:rFonts w:cstheme="minorHAnsi"/>
+          <w:sz w:val="24"/>
+          <w:szCs w:val="24"/>
+        </w:rPr>
+        <w:t>• Use addEventListener() for events.</w:t>
+      </w:r>
+    </w:p>
+    <w:p>
+      <w:pPr>
+        <w:rPr>
+          <w:rFonts w:cstheme="minorHAnsi"/>
+          <w:sz w:val="24"/>
+          <w:szCs w:val="24"/>
+        </w:rPr>
+      </w:pPr>
+      <w:r>
+        <w:rPr>
+          <w:rFonts w:cstheme="minorHAnsi"/>
+          <w:sz w:val="24"/>
+          <w:szCs w:val="24"/>
+        </w:rPr>
+        <w:t>• No CSS frameworks.</w:t>
+      </w:r>
+    </w:p>
+    <w:p>
+      <w:pPr>
+        <w:rPr>
+          <w:rFonts w:cstheme="minorHAnsi"/>
+          <w:sz w:val="24"/>
+          <w:szCs w:val="24"/>
+        </w:rPr>
+      </w:pPr>
+      <w:r>
+        <w:rPr>
+          <w:rFonts w:cstheme="minorHAnsi"/>
+          <w:sz w:val="24"/>
+          <w:szCs w:val="24"/>
+        </w:rPr>
+        <w:t xml:space="preserve"> </w:t>
+      </w:r>
+    </w:p>
+    <w:p>
+      <w:pPr>
+        <w:rPr>
+          <w:rFonts w:cstheme="minorHAnsi"/>
+          <w:b/>
+          <w:bCs/>
+          <w:sz w:val="24"/>
+          <w:szCs w:val="24"/>
+        </w:rPr>
+      </w:pPr>
+      <w:r>
+        <w:rPr>
+          <w:rFonts w:cstheme="minorHAnsi"/>
+          <w:b/>
+          <w:bCs/>
+          <w:sz w:val="24"/>
+          <w:szCs w:val="24"/>
+        </w:rPr>
+        <w:t>Expectations:</w:t>
+      </w:r>
+    </w:p>
+    <w:p>
+      <w:pPr>
+        <w:rPr>
+          <w:rFonts w:cstheme="minorHAnsi"/>
+          <w:sz w:val="24"/>
+          <w:szCs w:val="24"/>
+        </w:rPr>
+      </w:pPr>
+      <w:r>
+        <w:rPr>
+          <w:rFonts w:cstheme="minorHAnsi"/>
+          <w:sz w:val="24"/>
+          <w:szCs w:val="24"/>
+        </w:rPr>
+        <w:t>• Smooth theme switching.</w:t>
+      </w:r>
+    </w:p>
+    <w:p>
+      <w:pPr>
+        <w:rPr>
+          <w:rFonts w:cstheme="minorHAnsi"/>
+          <w:sz w:val="24"/>
+          <w:szCs w:val="24"/>
+        </w:rPr>
+      </w:pPr>
+      <w:r>
+        <w:rPr>
+          <w:rFonts w:cstheme="minorHAnsi"/>
+          <w:sz w:val="24"/>
+          <w:szCs w:val="24"/>
+        </w:rPr>
+        <w:t>• Proper usage of localStorage.</w:t>
+      </w:r>
+    </w:p>
+    <w:p>
+      <w:pPr>
+        <w:rPr>
+          <w:rFonts w:cstheme="minorHAnsi"/>
+          <w:sz w:val="24"/>
+          <w:szCs w:val="24"/>
+        </w:rPr>
+      </w:pPr>
+      <w:r>
+        <w:rPr>
+          <w:rFonts w:cstheme="minorHAnsi"/>
+          <w:sz w:val="24"/>
+          <w:szCs w:val="24"/>
+        </w:rPr>
+        <w:t>• Clean and modular JavaScript functions.</w:t>
+      </w:r>
+    </w:p>
+    <w:p>
+      <w:pPr>
+        <w:rPr>
+          <w:rFonts w:cstheme="minorHAnsi"/>
+          <w:sz w:val="24"/>
+          <w:szCs w:val="24"/>
+        </w:rPr>
+      </w:pPr>
+      <w:r>
+        <w:rPr>
+          <w:rFonts w:cstheme="minorHAnsi"/>
+          <w:sz w:val="24"/>
+          <w:szCs w:val="24"/>
+        </w:rPr>
+        <w:t xml:space="preserve"> </w:t>
+      </w:r>
+    </w:p>
+    <w:p>
+      <w:pPr>
+        <w:rPr>
+          <w:rFonts w:cstheme="minorHAnsi"/>
+          <w:b/>
+          <w:bCs/>
+          <w:sz w:val="24"/>
+          <w:szCs w:val="24"/>
+        </w:rPr>
+      </w:pPr>
+      <w:r>
+        <w:rPr>
+          <w:rFonts w:ascii="Segoe UI Emoji" w:hAnsi="Segoe UI Emoji" w:cs="Segoe UI Emoji"/>
+          <w:b/>
+          <w:bCs/>
+          <w:sz w:val="24"/>
+          <w:szCs w:val="24"/>
+        </w:rPr>
+        <w:t>🎯</w:t>
+      </w:r>
+      <w:r>
+        <w:rPr>
+          <w:rFonts w:cstheme="minorHAnsi"/>
+          <w:b/>
+          <w:bCs/>
+          <w:sz w:val="24"/>
+          <w:szCs w:val="24"/>
+        </w:rPr>
+        <w:t xml:space="preserve"> Learning Outcome</w:t>
+      </w:r>
+    </w:p>
+    <w:p>
+      <w:pPr>
+        <w:rPr>
+          <w:rFonts w:cstheme="minorHAnsi"/>
+          <w:sz w:val="24"/>
+          <w:szCs w:val="24"/>
+        </w:rPr>
+      </w:pPr>
+      <w:r>
+        <w:rPr>
+          <w:rFonts w:cstheme="minorHAnsi"/>
+          <w:sz w:val="24"/>
+          <w:szCs w:val="24"/>
+        </w:rPr>
+        <w:t>• Handling user interaction events.</w:t>
+      </w:r>
+    </w:p>
+    <w:p>
+      <w:pPr>
+        <w:rPr>
+          <w:rFonts w:cstheme="minorHAnsi"/>
+          <w:sz w:val="24"/>
+          <w:szCs w:val="24"/>
+        </w:rPr>
+      </w:pPr>
+      <w:r>
+        <w:rPr>
+          <w:rFonts w:cstheme="minorHAnsi"/>
+          <w:sz w:val="24"/>
+          <w:szCs w:val="24"/>
+        </w:rPr>
+        <w:t>• Managing browser storage.</w:t>
+      </w:r>
+    </w:p>
+    <w:p>
+      <w:pPr>
+        <w:rPr>
+          <w:sz w:val="24"/>
+          <w:szCs w:val="24"/>
+        </w:rPr>
+      </w:pPr>
+      <w:r>
+        <w:rPr>
+          <w:sz w:val="24"/>
+          <w:szCs w:val="24"/>
+        </w:rPr>
+        <w:t>Source Code:</w:t>
+      </w:r>
+    </w:p>
+    <w:p>
+      <w:pPr>
+        <w:rPr>
+          <w:noProof/>
+        </w:rPr>
+      </w:pPr>
+      <w:r>
+        <w:rPr>
+          <w:noProof/>
+        </w:rPr>
+        <w:t>File Name: index.html</w:t>
+      </w:r>
+    </w:p>
+    <w:p>
+      <w:pPr>
+        <w:rPr>
+          <w:noProof/>
+        </w:rPr>
+      </w:pPr>
+      <w:r>
+        <w:rPr>
+          <w:noProof/>
+        </w:rPr>
+        <w:drawing>
+          <wp:inline distT="0" distB="0" distL="0" distR="0" wp14:anchorId="506E3485" wp14:editId="40A1F340">
+            <wp:extent cx="4769992" cy="3528060"/>
+            <wp:effectExtent l="0" t="0" r="0" b="0"/>
+            <wp:docPr id="190930840" name="Picture 1"/>
+            <wp:cNvGraphicFramePr>
+              <a:graphicFrameLocks xmlns:a="http://schemas.openxmlformats.org/drawingml/2006/main" noChangeAspect="1"/>
+            </wp:cNvGraphicFramePr>
+            <a:graphic xmlns:a="http://schemas.openxmlformats.org/drawingml/2006/main">
+              <a:graphicData uri="http://schemas.openxmlformats.org/drawingml/2006/picture">
+                <pic:pic xmlns:pic="http://schemas.openxmlformats.org/drawingml/2006/picture">
+                  <pic:nvPicPr>
+                    <pic:cNvPr id="190930840" name=""/>
+                    <pic:cNvPicPr/>
+                  </pic:nvPicPr>
+                  <pic:blipFill>
+                    <a:blip r:embed="rId11"/>
+                    <a:stretch>
+                      <a:fillRect/>
+                    </a:stretch>
+                  </pic:blipFill>
+                  <pic:spPr>
+                    <a:xfrm>
+                      <a:off x="0" y="0"/>
+                      <a:ext cx="4779822" cy="3535331"/>
+                    </a:xfrm>
+                    <a:prstGeom prst="rect">
+                      <a:avLst/>
+                    </a:prstGeom>
+                  </pic:spPr>
+                </pic:pic>
+              </a:graphicData>
+            </a:graphic>
+          </wp:inline>
+        </w:drawing>
+      </w:r>
+    </w:p>
+    <w:p>
+      <w:pPr>
+        <w:rPr>
+          <w:noProof/>
+        </w:rPr>
+      </w:pPr>
+      <w:r>
+        <w:rPr>
+          <w:noProof/>
+        </w:rPr>
+        <w:drawing>
+          <wp:inline distT="0" distB="0" distL="0" distR="0" wp14:anchorId="0241B22D" wp14:editId="04E7D490">
+            <wp:extent cx="4904803" cy="3855720"/>
+            <wp:effectExtent l="0" t="0" r="0" b="0"/>
+            <wp:docPr id="112597698" name="Picture 1"/>
+            <wp:cNvGraphicFramePr>
+              <a:graphicFrameLocks xmlns:a="http://schemas.openxmlformats.org/drawingml/2006/main" noChangeAspect="1"/>
+            </wp:cNvGraphicFramePr>
+            <a:graphic xmlns:a="http://schemas.openxmlformats.org/drawingml/2006/main">
+              <a:graphicData uri="http://schemas.openxmlformats.org/drawingml/2006/picture">
+                <pic:pic xmlns:pic="http://schemas.openxmlformats.org/drawingml/2006/picture">
+                  <pic:nvPicPr>
+                    <pic:cNvPr id="112597698" name=""/>
+                    <pic:cNvPicPr/>
+                  </pic:nvPicPr>
+                  <pic:blipFill>
+                    <a:blip r:embed="rId12"/>
+                    <a:stretch>
+                      <a:fillRect/>
+                    </a:stretch>
+                  </pic:blipFill>
+                  <pic:spPr>
+                    <a:xfrm>
+                      <a:off x="0" y="0"/>
+                      <a:ext cx="4920280" cy="3867887"/>
+                    </a:xfrm>
+                    <a:prstGeom prst="rect">
+                      <a:avLst/>
+                    </a:prstGeom>
+                  </pic:spPr>
+                </pic:pic>
+              </a:graphicData>
+            </a:graphic>
+          </wp:inline>
+        </w:drawing>
+      </w:r>
+    </w:p>
+    <w:p>
+      <w:pPr>
+        <w:rPr>
+          <w:sz w:val="24"/>
+          <w:szCs w:val="24"/>
+        </w:rPr>
+      </w:pPr>
+      <w:r>
+        <w:rPr>
+          <w:sz w:val="24"/>
+          <w:szCs w:val="24"/>
+        </w:rPr>
+        <w:t>Output:</w:t>
+      </w:r>
+    </w:p>
+    <w:p>
+      <w:pPr>
+        <w:rPr>
+          <w:noProof/>
+        </w:rPr>
+      </w:pPr>
+      <w:r>
+        <w:rPr>
+          <w:noProof/>
+        </w:rPr>
+        <w:t>Output File: index.html</w:t>
+      </w:r>
+    </w:p>
+    <w:p>
+      <w:pPr>
+        <w:rPr>
+          <w:noProof/>
+        </w:rPr>
+      </w:pPr>
+      <w:r>
+        <w:rPr>
+          <w:noProof/>
+        </w:rPr>
+        <w:drawing>
+          <wp:inline distT="0" distB="0" distL="0" distR="0" wp14:anchorId="48649ADF" wp14:editId="0D20C834">
+            <wp:extent cx="4828402" cy="2727960"/>
+            <wp:effectExtent l="0" t="0" r="0" b="0"/>
+            <wp:docPr id="1802527568" name="Picture 1"/>
+            <wp:cNvGraphicFramePr>
+              <a:graphicFrameLocks xmlns:a="http://schemas.openxmlformats.org/drawingml/2006/main" noChangeAspect="1"/>
+            </wp:cNvGraphicFramePr>
+            <a:graphic xmlns:a="http://schemas.openxmlformats.org/drawingml/2006/main">
+              <a:graphicData uri="http://schemas.openxmlformats.org/drawingml/2006/picture">
+                <pic:pic xmlns:pic="http://schemas.openxmlformats.org/drawingml/2006/picture">
+                  <pic:nvPicPr>
+                    <pic:cNvPr id="1802527568" name=""/>
+                    <pic:cNvPicPr/>
+                  </pic:nvPicPr>
+                  <pic:blipFill>
+                    <a:blip r:embed="rId13"/>
+                    <a:stretch>
+                      <a:fillRect/>
+                    </a:stretch>
+                  </pic:blipFill>
+                  <pic:spPr>
+                    <a:xfrm>
+                      <a:off x="0" y="0"/>
+                      <a:ext cx="4858083" cy="2744729"/>
+                    </a:xfrm>
+                    <a:prstGeom prst="rect">
+                      <a:avLst/>
+                    </a:prstGeom>
+                  </pic:spPr>
+                </pic:pic>
+              </a:graphicData>
+            </a:graphic>
+          </wp:inline>
+        </w:drawing>
+      </w:r>
+    </w:p>
+    <w:p>
+      <w:pPr>
+        <w:rPr>
+          <w:noProof/>
+        </w:rPr>
+      </w:pPr>
+      <w:r>
+        <w:rPr>
+          <w:noProof/>
+        </w:rPr>
+        <w:drawing>
+          <wp:inline distT="0" distB="0" distL="0" distR="0" wp14:anchorId="7F89BCF0" wp14:editId="6222421D">
+            <wp:extent cx="5144218" cy="2876951"/>
+            <wp:effectExtent l="0" t="0" r="0" b="0"/>
+            <wp:docPr id="632267582" name="Picture 1"/>
+            <wp:cNvGraphicFramePr>
+              <a:graphicFrameLocks xmlns:a="http://schemas.openxmlformats.org/drawingml/2006/main" noChangeAspect="1"/>
+            </wp:cNvGraphicFramePr>
+            <a:graphic xmlns:a="http://schemas.openxmlformats.org/drawingml/2006/main">
+              <a:graphicData uri="http://schemas.openxmlformats.org/drawingml/2006/picture">
+                <pic:pic xmlns:pic="http://schemas.openxmlformats.org/drawingml/2006/picture">
+                  <pic:nvPicPr>
+                    <pic:cNvPr id="632267582" name=""/>
+                    <pic:cNvPicPr/>
+                  </pic:nvPicPr>
+                  <pic:blipFill>
+                    <a:blip r:embed="rId14"/>
+                    <a:stretch>
+                      <a:fillRect/>
+                    </a:stretch>
+                  </pic:blipFill>
+                  <pic:spPr>
+                    <a:xfrm>
+                      <a:off x="0" y="0"/>
+                      <a:ext cx="5144218" cy="2876951"/>
+                    </a:xfrm>
+                    <a:prstGeom prst="rect">
+                      <a:avLst/>
+                    </a:prstGeom>
+                  </pic:spPr>
+                </pic:pic>
+              </a:graphicData>
+            </a:graphic>
+          </wp:inline>
+        </w:drawing>
+      </w:r>
+    </w:p>
+    <w:p>
+      <w:pPr>
+        <w:rPr>
+          <w:sz w:val="24"/>
+          <w:szCs w:val="24"/>
+        </w:rPr>
+      </w:pPr>
+      <w:r>
+        <w:rPr>
+          <w:sz w:val="24"/>
+          <w:szCs w:val="24"/>
+        </w:rPr>
+        <w:t>Explanation:</w:t>
+      </w:r>
+    </w:p>
+    <w:p>
+      <w:r>
+        <w:t xml:space="preserve">This code creates a simple </w:t>
+      </w:r>
+      <w:r>
+        <w:rPr>
+          <w:b/>
+          <w:bCs/>
+        </w:rPr>
+        <w:t>Theme Toggle webpage</w:t>
+      </w:r>
+      <w:r>
+        <w:t xml:space="preserve"> where the user can switch between </w:t>
+      </w:r>
+      <w:r>
+        <w:rPr>
+          <w:b/>
+          <w:bCs/>
+        </w:rPr>
+        <w:t>Light mode and Dark mode</w:t>
+      </w:r>
+      <w:r>
+        <w:t xml:space="preserve"> by clicking the </w:t>
+      </w:r>
+      <w:r>
+        <w:rPr>
+          <w:b/>
+          <w:bCs/>
+        </w:rPr>
+        <w:t>Toggle Theme</w:t>
+      </w:r>
+      <w:r>
+        <w:t xml:space="preserve"> button.</w:t>
+      </w:r>
+      <w:r>
+        <w:t xml:space="preserve"> </w:t>
+      </w:r>
+      <w:r>
+        <w:t xml:space="preserve">JavaScript adds or removes the </w:t>
+      </w:r>
+      <w:r>
+        <w:rPr>
+          <w:b/>
+          <w:bCs/>
+        </w:rPr>
+        <w:t>dark-mode class</w:t>
+      </w:r>
+      <w:r>
+        <w:t xml:space="preserve"> to change the background and text color, and it also saves the selected theme in </w:t>
+      </w:r>
+      <w:r>
+        <w:rPr>
+          <w:b/>
+          <w:bCs/>
+        </w:rPr>
+        <w:t>localStorage</w:t>
+      </w:r>
+      <w:r>
+        <w:t xml:space="preserve"> so the same theme stays when the page is refreshed.</w:t>
+      </w:r>
+    </w:p>
+    <w:p>
+      <w:pPr>
+        <w:rPr>
+          <w:sz w:val="24"/>
+          <w:szCs w:val="24"/>
+        </w:rPr>
       </w:pPr>
     </w:p>
     <w:p>
@@ -702,27 +1733,911 @@
           <w:szCs w:val="25"/>
         </w:rPr>
       </w:pPr>
-    </w:p>
-    <w:p>
-      <w:pPr>
+      <w:r>
         <w:rPr>
           <w:b/>
           <w:bCs/>
           <w:sz w:val="25"/>
           <w:szCs w:val="25"/>
         </w:rPr>
-      </w:pPr>
-    </w:p>
-    <w:p>
-      <w:pPr>
+        <w:t xml:space="preserve">Problem </w:t>
+      </w:r>
+      <w:r>
         <w:rPr>
           <w:b/>
           <w:bCs/>
           <w:sz w:val="25"/>
           <w:szCs w:val="25"/>
         </w:rPr>
-      </w:pPr>
-    </w:p>
+        <w:t>3</w:t>
+      </w:r>
+    </w:p>
+    <w:p>
+      <w:pPr>
+        <w:rPr>
+          <w:b/>
+          <w:bCs/>
+          <w:sz w:val="24"/>
+          <w:szCs w:val="24"/>
+        </w:rPr>
+      </w:pPr>
+      <w:r>
+        <w:rPr>
+          <w:b/>
+          <w:bCs/>
+          <w:sz w:val="24"/>
+          <w:szCs w:val="24"/>
+        </w:rPr>
+        <w:t>Problem Statement:</w:t>
+      </w:r>
+      <w:r>
+        <w:rPr>
+          <w:b/>
+          <w:bCs/>
+          <w:sz w:val="24"/>
+          <w:szCs w:val="24"/>
+        </w:rPr>
+        <w:t xml:space="preserve"> </w:t>
+      </w:r>
+      <w:r>
+        <w:rPr>
+          <w:b/>
+          <w:bCs/>
+          <w:sz w:val="24"/>
+          <w:szCs w:val="24"/>
+        </w:rPr>
+        <w:t>Dynamic To-Do List (Level-2)</w:t>
+      </w:r>
+    </w:p>
+    <w:p>
+      <w:pPr>
+        <w:rPr>
+          <w:b/>
+          <w:bCs/>
+          <w:sz w:val="24"/>
+          <w:szCs w:val="24"/>
+        </w:rPr>
+      </w:pPr>
+      <w:r>
+        <w:rPr>
+          <w:b/>
+          <w:bCs/>
+          <w:sz w:val="24"/>
+          <w:szCs w:val="24"/>
+        </w:rPr>
+        <w:t>Scenario:</w:t>
+      </w:r>
+    </w:p>
+    <w:p>
+      <w:pPr>
+        <w:rPr>
+          <w:sz w:val="24"/>
+          <w:szCs w:val="24"/>
+        </w:rPr>
+      </w:pPr>
+      <w:r>
+        <w:rPr>
+          <w:sz w:val="24"/>
+          <w:szCs w:val="24"/>
+        </w:rPr>
+        <w:t>A productivity application requires an interactive To-Do list where users can add, delete, and mark tasks as complete without refreshing the page.</w:t>
+      </w:r>
+    </w:p>
+    <w:p>
+      <w:pPr>
+        <w:rPr>
+          <w:b/>
+          <w:bCs/>
+          <w:sz w:val="24"/>
+          <w:szCs w:val="24"/>
+        </w:rPr>
+      </w:pPr>
+      <w:r>
+        <w:rPr>
+          <w:rFonts w:ascii="Segoe UI Emoji" w:hAnsi="Segoe UI Emoji" w:cs="Segoe UI Emoji"/>
+          <w:b/>
+          <w:bCs/>
+          <w:sz w:val="24"/>
+          <w:szCs w:val="24"/>
+        </w:rPr>
+        <w:t>📌</w:t>
+      </w:r>
+      <w:r>
+        <w:rPr>
+          <w:b/>
+          <w:bCs/>
+          <w:sz w:val="24"/>
+          <w:szCs w:val="24"/>
+        </w:rPr>
+        <w:t xml:space="preserve"> Requirements</w:t>
+      </w:r>
+    </w:p>
+    <w:p>
+      <w:pPr>
+        <w:rPr>
+          <w:sz w:val="24"/>
+          <w:szCs w:val="24"/>
+        </w:rPr>
+      </w:pPr>
+      <w:r>
+        <w:rPr>
+          <w:sz w:val="24"/>
+          <w:szCs w:val="24"/>
+        </w:rPr>
+        <w:t>• Add new tasks dynamically.</w:t>
+      </w:r>
+    </w:p>
+    <w:p>
+      <w:pPr>
+        <w:rPr>
+          <w:sz w:val="24"/>
+          <w:szCs w:val="24"/>
+        </w:rPr>
+      </w:pPr>
+      <w:r>
+        <w:rPr>
+          <w:sz w:val="24"/>
+          <w:szCs w:val="24"/>
+        </w:rPr>
+        <w:t>• Delete tasks on button click.</w:t>
+      </w:r>
+    </w:p>
+    <w:p>
+      <w:pPr>
+        <w:rPr>
+          <w:sz w:val="24"/>
+          <w:szCs w:val="24"/>
+        </w:rPr>
+      </w:pPr>
+      <w:r>
+        <w:rPr>
+          <w:sz w:val="24"/>
+          <w:szCs w:val="24"/>
+        </w:rPr>
+        <w:t>• Mark tasks as completed.</w:t>
+      </w:r>
+    </w:p>
+    <w:p>
+      <w:pPr>
+        <w:rPr>
+          <w:sz w:val="24"/>
+          <w:szCs w:val="24"/>
+        </w:rPr>
+      </w:pPr>
+      <w:r>
+        <w:rPr>
+          <w:sz w:val="24"/>
+          <w:szCs w:val="24"/>
+        </w:rPr>
+        <w:t>• Use event delegation for better performance.</w:t>
+      </w:r>
+    </w:p>
+    <w:p>
+      <w:pPr>
+        <w:rPr>
+          <w:sz w:val="24"/>
+          <w:szCs w:val="24"/>
+        </w:rPr>
+      </w:pPr>
+      <w:r>
+        <w:rPr>
+          <w:sz w:val="24"/>
+          <w:szCs w:val="24"/>
+        </w:rPr>
+        <w:t xml:space="preserve"> </w:t>
+      </w:r>
+    </w:p>
+    <w:p>
+      <w:pPr>
+        <w:rPr>
+          <w:b/>
+          <w:bCs/>
+          <w:sz w:val="24"/>
+          <w:szCs w:val="24"/>
+        </w:rPr>
+      </w:pPr>
+      <w:r>
+        <w:rPr>
+          <w:rFonts w:ascii="Segoe UI Emoji" w:hAnsi="Segoe UI Emoji" w:cs="Segoe UI Emoji"/>
+          <w:b/>
+          <w:bCs/>
+          <w:sz w:val="24"/>
+          <w:szCs w:val="24"/>
+        </w:rPr>
+        <w:t>🛠️</w:t>
+      </w:r>
+      <w:r>
+        <w:rPr>
+          <w:b/>
+          <w:bCs/>
+          <w:sz w:val="24"/>
+          <w:szCs w:val="24"/>
+        </w:rPr>
+        <w:t xml:space="preserve"> Technical Constraints</w:t>
+      </w:r>
+    </w:p>
+    <w:p>
+      <w:pPr>
+        <w:rPr>
+          <w:sz w:val="24"/>
+          <w:szCs w:val="24"/>
+        </w:rPr>
+      </w:pPr>
+      <w:r>
+        <w:rPr>
+          <w:sz w:val="24"/>
+          <w:szCs w:val="24"/>
+        </w:rPr>
+        <w:t>• Must use DOM manipulation.</w:t>
+      </w:r>
+    </w:p>
+    <w:p>
+      <w:pPr>
+        <w:rPr>
+          <w:sz w:val="24"/>
+          <w:szCs w:val="24"/>
+        </w:rPr>
+      </w:pPr>
+      <w:r>
+        <w:rPr>
+          <w:sz w:val="24"/>
+          <w:szCs w:val="24"/>
+        </w:rPr>
+        <w:t>• Event delegation required.</w:t>
+      </w:r>
+    </w:p>
+    <w:p>
+      <w:pPr>
+        <w:rPr>
+          <w:sz w:val="24"/>
+          <w:szCs w:val="24"/>
+        </w:rPr>
+      </w:pPr>
+      <w:r>
+        <w:rPr>
+          <w:sz w:val="24"/>
+          <w:szCs w:val="24"/>
+        </w:rPr>
+        <w:t>• Code should follow modular structure.</w:t>
+      </w:r>
+    </w:p>
+    <w:p>
+      <w:pPr>
+        <w:rPr>
+          <w:sz w:val="24"/>
+          <w:szCs w:val="24"/>
+        </w:rPr>
+      </w:pPr>
+      <w:r>
+        <w:rPr>
+          <w:sz w:val="24"/>
+          <w:szCs w:val="24"/>
+        </w:rPr>
+        <w:t xml:space="preserve"> </w:t>
+      </w:r>
+    </w:p>
+    <w:p>
+      <w:pPr>
+        <w:rPr>
+          <w:b/>
+          <w:bCs/>
+          <w:sz w:val="24"/>
+          <w:szCs w:val="24"/>
+        </w:rPr>
+      </w:pPr>
+      <w:r>
+        <w:rPr>
+          <w:b/>
+          <w:bCs/>
+          <w:sz w:val="24"/>
+          <w:szCs w:val="24"/>
+        </w:rPr>
+        <w:t>Expectations:</w:t>
+      </w:r>
+    </w:p>
+    <w:p>
+      <w:pPr>
+        <w:rPr>
+          <w:sz w:val="24"/>
+          <w:szCs w:val="24"/>
+        </w:rPr>
+      </w:pPr>
+      <w:r>
+        <w:rPr>
+          <w:sz w:val="24"/>
+          <w:szCs w:val="24"/>
+        </w:rPr>
+        <w:t>• Fully functional interactive UI.</w:t>
+      </w:r>
+    </w:p>
+    <w:p>
+      <w:pPr>
+        <w:rPr>
+          <w:sz w:val="24"/>
+          <w:szCs w:val="24"/>
+        </w:rPr>
+      </w:pPr>
+      <w:r>
+        <w:rPr>
+          <w:sz w:val="24"/>
+          <w:szCs w:val="24"/>
+        </w:rPr>
+        <w:t>• Organized and reusable functions.</w:t>
+      </w:r>
+    </w:p>
+    <w:p>
+      <w:pPr>
+        <w:rPr>
+          <w:sz w:val="24"/>
+          <w:szCs w:val="24"/>
+        </w:rPr>
+      </w:pPr>
+      <w:r>
+        <w:rPr>
+          <w:sz w:val="24"/>
+          <w:szCs w:val="24"/>
+        </w:rPr>
+        <w:t xml:space="preserve"> </w:t>
+      </w:r>
+    </w:p>
+    <w:p>
+      <w:pPr>
+        <w:rPr>
+          <w:b/>
+          <w:bCs/>
+          <w:sz w:val="24"/>
+          <w:szCs w:val="24"/>
+        </w:rPr>
+      </w:pPr>
+      <w:r>
+        <w:rPr>
+          <w:rFonts w:ascii="Segoe UI Emoji" w:hAnsi="Segoe UI Emoji" w:cs="Segoe UI Emoji"/>
+          <w:b/>
+          <w:bCs/>
+          <w:sz w:val="24"/>
+          <w:szCs w:val="24"/>
+        </w:rPr>
+        <w:t>🎯</w:t>
+      </w:r>
+      <w:r>
+        <w:rPr>
+          <w:b/>
+          <w:bCs/>
+          <w:sz w:val="24"/>
+          <w:szCs w:val="24"/>
+        </w:rPr>
+        <w:t xml:space="preserve"> Learning Outcome</w:t>
+      </w:r>
+    </w:p>
+    <w:p>
+      <w:pPr>
+        <w:rPr>
+          <w:sz w:val="24"/>
+          <w:szCs w:val="24"/>
+        </w:rPr>
+      </w:pPr>
+      <w:r>
+        <w:rPr>
+          <w:sz w:val="24"/>
+          <w:szCs w:val="24"/>
+        </w:rPr>
+        <w:t>• Advanced DOM event handling.</w:t>
+      </w:r>
+    </w:p>
+    <w:p>
+      <w:pPr>
+        <w:rPr>
+          <w:sz w:val="24"/>
+          <w:szCs w:val="24"/>
+        </w:rPr>
+      </w:pPr>
+      <w:r>
+        <w:rPr>
+          <w:sz w:val="24"/>
+          <w:szCs w:val="24"/>
+        </w:rPr>
+        <w:t>• Event delegation concept.</w:t>
+      </w:r>
+    </w:p>
+    <w:p>
+      <w:pPr>
+        <w:rPr>
+          <w:sz w:val="24"/>
+          <w:szCs w:val="24"/>
+        </w:rPr>
+      </w:pPr>
+      <w:r>
+        <w:rPr>
+          <w:sz w:val="24"/>
+          <w:szCs w:val="24"/>
+        </w:rPr>
+        <w:t>• Understanding role of libraries in speeding up development.</w:t>
+      </w:r>
+    </w:p>
+    <w:p>
+      <w:pPr>
+        <w:rPr>
+          <w:sz w:val="24"/>
+          <w:szCs w:val="24"/>
+        </w:rPr>
+      </w:pPr>
+      <w:r>
+        <w:rPr>
+          <w:sz w:val="24"/>
+          <w:szCs w:val="24"/>
+        </w:rPr>
+        <w:t>Source Code:</w:t>
+      </w:r>
+    </w:p>
+    <w:p>
+      <w:pPr>
+        <w:rPr>
+          <w:noProof/>
+        </w:rPr>
+      </w:pPr>
+      <w:r>
+        <w:rPr>
+          <w:noProof/>
+        </w:rPr>
+        <w:t>File Name: index.html</w:t>
+      </w:r>
+    </w:p>
+    <w:p>
+      <w:pPr>
+        <w:rPr>
+          <w:noProof/>
+        </w:rPr>
+      </w:pPr>
+      <w:r>
+        <w:rPr>
+          <w:noProof/>
+        </w:rPr>
+        <w:drawing>
+          <wp:inline distT="0" distB="0" distL="0" distR="0" wp14:anchorId="2E132CA5" wp14:editId="33B347E8">
+            <wp:extent cx="5943600" cy="5665470"/>
+            <wp:effectExtent l="0" t="0" r="0" b="0"/>
+            <wp:docPr id="930521781" name="Picture 1"/>
+            <wp:cNvGraphicFramePr>
+              <a:graphicFrameLocks xmlns:a="http://schemas.openxmlformats.org/drawingml/2006/main" noChangeAspect="1"/>
+            </wp:cNvGraphicFramePr>
+            <a:graphic xmlns:a="http://schemas.openxmlformats.org/drawingml/2006/main">
+              <a:graphicData uri="http://schemas.openxmlformats.org/drawingml/2006/picture">
+                <pic:pic xmlns:pic="http://schemas.openxmlformats.org/drawingml/2006/picture">
+                  <pic:nvPicPr>
+                    <pic:cNvPr id="930521781" name=""/>
+                    <pic:cNvPicPr/>
+                  </pic:nvPicPr>
+                  <pic:blipFill>
+                    <a:blip r:embed="rId15"/>
+                    <a:stretch>
+                      <a:fillRect/>
+                    </a:stretch>
+                  </pic:blipFill>
+                  <pic:spPr>
+                    <a:xfrm>
+                      <a:off x="0" y="0"/>
+                      <a:ext cx="5943600" cy="5665470"/>
+                    </a:xfrm>
+                    <a:prstGeom prst="rect">
+                      <a:avLst/>
+                    </a:prstGeom>
+                  </pic:spPr>
+                </pic:pic>
+              </a:graphicData>
+            </a:graphic>
+          </wp:inline>
+        </w:drawing>
+      </w:r>
+    </w:p>
+    <w:p>
+      <w:pPr>
+        <w:rPr>
+          <w:noProof/>
+        </w:rPr>
+      </w:pPr>
+      <w:r>
+        <w:rPr>
+          <w:noProof/>
+        </w:rPr>
+        <w:drawing>
+          <wp:inline distT="0" distB="0" distL="0" distR="0" wp14:anchorId="2B855285" wp14:editId="5AB425CC">
+            <wp:extent cx="5943600" cy="6248400"/>
+            <wp:effectExtent l="0" t="0" r="0" b="0"/>
+            <wp:docPr id="141016562" name="Picture 1"/>
+            <wp:cNvGraphicFramePr>
+              <a:graphicFrameLocks xmlns:a="http://schemas.openxmlformats.org/drawingml/2006/main" noChangeAspect="1"/>
+            </wp:cNvGraphicFramePr>
+            <a:graphic xmlns:a="http://schemas.openxmlformats.org/drawingml/2006/main">
+              <a:graphicData uri="http://schemas.openxmlformats.org/drawingml/2006/picture">
+                <pic:pic xmlns:pic="http://schemas.openxmlformats.org/drawingml/2006/picture">
+                  <pic:nvPicPr>
+                    <pic:cNvPr id="141016562" name=""/>
+                    <pic:cNvPicPr/>
+                  </pic:nvPicPr>
+                  <pic:blipFill>
+                    <a:blip r:embed="rId16"/>
+                    <a:stretch>
+                      <a:fillRect/>
+                    </a:stretch>
+                  </pic:blipFill>
+                  <pic:spPr>
+                    <a:xfrm>
+                      <a:off x="0" y="0"/>
+                      <a:ext cx="5943600" cy="6248400"/>
+                    </a:xfrm>
+                    <a:prstGeom prst="rect">
+                      <a:avLst/>
+                    </a:prstGeom>
+                  </pic:spPr>
+                </pic:pic>
+              </a:graphicData>
+            </a:graphic>
+          </wp:inline>
+        </w:drawing>
+      </w:r>
+    </w:p>
+    <w:p>
+      <w:pPr>
+        <w:rPr>
+          <w:noProof/>
+        </w:rPr>
+      </w:pPr>
+      <w:r>
+        <w:rPr>
+          <w:noProof/>
+        </w:rPr>
+        <w:drawing>
+          <wp:inline distT="0" distB="0" distL="0" distR="0" wp14:anchorId="61A970A9" wp14:editId="6482FDC8">
+            <wp:extent cx="5943600" cy="5983605"/>
+            <wp:effectExtent l="0" t="0" r="0" b="0"/>
+            <wp:docPr id="1825042731" name="Picture 1"/>
+            <wp:cNvGraphicFramePr>
+              <a:graphicFrameLocks xmlns:a="http://schemas.openxmlformats.org/drawingml/2006/main" noChangeAspect="1"/>
+            </wp:cNvGraphicFramePr>
+            <a:graphic xmlns:a="http://schemas.openxmlformats.org/drawingml/2006/main">
+              <a:graphicData uri="http://schemas.openxmlformats.org/drawingml/2006/picture">
+                <pic:pic xmlns:pic="http://schemas.openxmlformats.org/drawingml/2006/picture">
+                  <pic:nvPicPr>
+                    <pic:cNvPr id="1825042731" name=""/>
+                    <pic:cNvPicPr/>
+                  </pic:nvPicPr>
+                  <pic:blipFill>
+                    <a:blip r:embed="rId17"/>
+                    <a:stretch>
+                      <a:fillRect/>
+                    </a:stretch>
+                  </pic:blipFill>
+                  <pic:spPr>
+                    <a:xfrm>
+                      <a:off x="0" y="0"/>
+                      <a:ext cx="5943600" cy="5983605"/>
+                    </a:xfrm>
+                    <a:prstGeom prst="rect">
+                      <a:avLst/>
+                    </a:prstGeom>
+                  </pic:spPr>
+                </pic:pic>
+              </a:graphicData>
+            </a:graphic>
+          </wp:inline>
+        </w:drawing>
+      </w:r>
+    </w:p>
+    <w:p>
+      <w:pPr>
+        <w:rPr>
+          <w:sz w:val="24"/>
+          <w:szCs w:val="24"/>
+        </w:rPr>
+      </w:pPr>
+    </w:p>
+    <w:p>
+      <w:pPr>
+        <w:rPr>
+          <w:sz w:val="24"/>
+          <w:szCs w:val="24"/>
+        </w:rPr>
+      </w:pPr>
+    </w:p>
+    <w:p>
+      <w:pPr>
+        <w:rPr>
+          <w:sz w:val="24"/>
+          <w:szCs w:val="24"/>
+        </w:rPr>
+      </w:pPr>
+    </w:p>
+    <w:p>
+      <w:pPr>
+        <w:rPr>
+          <w:sz w:val="24"/>
+          <w:szCs w:val="24"/>
+        </w:rPr>
+      </w:pPr>
+    </w:p>
+    <w:p>
+      <w:pPr>
+        <w:rPr>
+          <w:sz w:val="24"/>
+          <w:szCs w:val="24"/>
+        </w:rPr>
+      </w:pPr>
+    </w:p>
+    <w:p>
+      <w:pPr>
+        <w:rPr>
+          <w:sz w:val="24"/>
+          <w:szCs w:val="24"/>
+        </w:rPr>
+      </w:pPr>
+    </w:p>
+    <w:p>
+      <w:pPr>
+        <w:rPr>
+          <w:sz w:val="24"/>
+          <w:szCs w:val="24"/>
+        </w:rPr>
+      </w:pPr>
+      <w:r>
+        <w:rPr>
+          <w:sz w:val="24"/>
+          <w:szCs w:val="24"/>
+        </w:rPr>
+        <w:t>Output:</w:t>
+      </w:r>
+    </w:p>
+    <w:p>
+      <w:r>
+        <w:t>Output File: index.html</w:t>
+      </w:r>
+    </w:p>
+    <w:p>
+      <w:r>
+        <w:drawing>
+          <wp:inline distT="0" distB="0" distL="0" distR="0" wp14:anchorId="5F9C034A" wp14:editId="7F371B80">
+            <wp:extent cx="4896533" cy="1514686"/>
+            <wp:effectExtent l="0" t="0" r="0" b="9525"/>
+            <wp:docPr id="1548424644" name="Picture 1"/>
+            <wp:cNvGraphicFramePr>
+              <a:graphicFrameLocks xmlns:a="http://schemas.openxmlformats.org/drawingml/2006/main" noChangeAspect="1"/>
+            </wp:cNvGraphicFramePr>
+            <a:graphic xmlns:a="http://schemas.openxmlformats.org/drawingml/2006/main">
+              <a:graphicData uri="http://schemas.openxmlformats.org/drawingml/2006/picture">
+                <pic:pic xmlns:pic="http://schemas.openxmlformats.org/drawingml/2006/picture">
+                  <pic:nvPicPr>
+                    <pic:cNvPr id="1548424644" name=""/>
+                    <pic:cNvPicPr/>
+                  </pic:nvPicPr>
+                  <pic:blipFill>
+                    <a:blip r:embed="rId18"/>
+                    <a:stretch>
+                      <a:fillRect/>
+                    </a:stretch>
+                  </pic:blipFill>
+                  <pic:spPr>
+                    <a:xfrm>
+                      <a:off x="0" y="0"/>
+                      <a:ext cx="4896533" cy="1514686"/>
+                    </a:xfrm>
+                    <a:prstGeom prst="rect">
+                      <a:avLst/>
+                    </a:prstGeom>
+                  </pic:spPr>
+                </pic:pic>
+              </a:graphicData>
+            </a:graphic>
+          </wp:inline>
+        </w:drawing>
+      </w:r>
+    </w:p>
+    <w:p>
+      <w:r>
+        <w:drawing>
+          <wp:inline distT="0" distB="0" distL="0" distR="0" wp14:anchorId="554B689F" wp14:editId="48F973E1">
+            <wp:extent cx="4410691" cy="1533739"/>
+            <wp:effectExtent l="0" t="0" r="9525" b="9525"/>
+            <wp:docPr id="2057011909" name="Picture 1"/>
+            <wp:cNvGraphicFramePr>
+              <a:graphicFrameLocks xmlns:a="http://schemas.openxmlformats.org/drawingml/2006/main" noChangeAspect="1"/>
+            </wp:cNvGraphicFramePr>
+            <a:graphic xmlns:a="http://schemas.openxmlformats.org/drawingml/2006/main">
+              <a:graphicData uri="http://schemas.openxmlformats.org/drawingml/2006/picture">
+                <pic:pic xmlns:pic="http://schemas.openxmlformats.org/drawingml/2006/picture">
+                  <pic:nvPicPr>
+                    <pic:cNvPr id="2057011909" name=""/>
+                    <pic:cNvPicPr/>
+                  </pic:nvPicPr>
+                  <pic:blipFill>
+                    <a:blip r:embed="rId19"/>
+                    <a:stretch>
+                      <a:fillRect/>
+                    </a:stretch>
+                  </pic:blipFill>
+                  <pic:spPr>
+                    <a:xfrm>
+                      <a:off x="0" y="0"/>
+                      <a:ext cx="4410691" cy="1533739"/>
+                    </a:xfrm>
+                    <a:prstGeom prst="rect">
+                      <a:avLst/>
+                    </a:prstGeom>
+                  </pic:spPr>
+                </pic:pic>
+              </a:graphicData>
+            </a:graphic>
+          </wp:inline>
+        </w:drawing>
+      </w:r>
+    </w:p>
+    <w:p>
+      <w:r>
+        <w:drawing>
+          <wp:inline distT="0" distB="0" distL="0" distR="0" wp14:anchorId="6F896D50" wp14:editId="06338F00">
+            <wp:extent cx="4867954" cy="2076740"/>
+            <wp:effectExtent l="0" t="0" r="0" b="0"/>
+            <wp:docPr id="1588500892" name="Picture 1"/>
+            <wp:cNvGraphicFramePr>
+              <a:graphicFrameLocks xmlns:a="http://schemas.openxmlformats.org/drawingml/2006/main" noChangeAspect="1"/>
+            </wp:cNvGraphicFramePr>
+            <a:graphic xmlns:a="http://schemas.openxmlformats.org/drawingml/2006/main">
+              <a:graphicData uri="http://schemas.openxmlformats.org/drawingml/2006/picture">
+                <pic:pic xmlns:pic="http://schemas.openxmlformats.org/drawingml/2006/picture">
+                  <pic:nvPicPr>
+                    <pic:cNvPr id="1588500892" name=""/>
+                    <pic:cNvPicPr/>
+                  </pic:nvPicPr>
+                  <pic:blipFill>
+                    <a:blip r:embed="rId20"/>
+                    <a:stretch>
+                      <a:fillRect/>
+                    </a:stretch>
+                  </pic:blipFill>
+                  <pic:spPr>
+                    <a:xfrm>
+                      <a:off x="0" y="0"/>
+                      <a:ext cx="4867954" cy="2076740"/>
+                    </a:xfrm>
+                    <a:prstGeom prst="rect">
+                      <a:avLst/>
+                    </a:prstGeom>
+                  </pic:spPr>
+                </pic:pic>
+              </a:graphicData>
+            </a:graphic>
+          </wp:inline>
+        </w:drawing>
+      </w:r>
+    </w:p>
+    <w:p>
+      <w:r>
+        <w:drawing>
+          <wp:inline distT="0" distB="0" distL="0" distR="0" wp14:anchorId="18FE05CD" wp14:editId="643147A9">
+            <wp:extent cx="4515480" cy="2124371"/>
+            <wp:effectExtent l="0" t="0" r="0" b="9525"/>
+            <wp:docPr id="257624493" name="Picture 1"/>
+            <wp:cNvGraphicFramePr>
+              <a:graphicFrameLocks xmlns:a="http://schemas.openxmlformats.org/drawingml/2006/main" noChangeAspect="1"/>
+            </wp:cNvGraphicFramePr>
+            <a:graphic xmlns:a="http://schemas.openxmlformats.org/drawingml/2006/main">
+              <a:graphicData uri="http://schemas.openxmlformats.org/drawingml/2006/picture">
+                <pic:pic xmlns:pic="http://schemas.openxmlformats.org/drawingml/2006/picture">
+                  <pic:nvPicPr>
+                    <pic:cNvPr id="257624493" name=""/>
+                    <pic:cNvPicPr/>
+                  </pic:nvPicPr>
+                  <pic:blipFill>
+                    <a:blip r:embed="rId21"/>
+                    <a:stretch>
+                      <a:fillRect/>
+                    </a:stretch>
+                  </pic:blipFill>
+                  <pic:spPr>
+                    <a:xfrm>
+                      <a:off x="0" y="0"/>
+                      <a:ext cx="4515480" cy="2124371"/>
+                    </a:xfrm>
+                    <a:prstGeom prst="rect">
+                      <a:avLst/>
+                    </a:prstGeom>
+                  </pic:spPr>
+                </pic:pic>
+              </a:graphicData>
+            </a:graphic>
+          </wp:inline>
+        </w:drawing>
+      </w:r>
+    </w:p>
+    <w:p>
+      <w:pPr>
+        <w:rPr>
+          <w:sz w:val="24"/>
+          <w:szCs w:val="24"/>
+        </w:rPr>
+      </w:pPr>
+      <w:r>
+        <w:rPr>
+          <w:sz w:val="24"/>
+          <w:szCs w:val="24"/>
+        </w:rPr>
+        <w:t>Explanation:</w:t>
+      </w:r>
+    </w:p>
+    <w:p>
+      <w:r>
+        <w:t xml:space="preserve">This code creates a simple </w:t>
+      </w:r>
+      <w:r>
+        <w:rPr>
+          <w:b/>
+          <w:bCs/>
+        </w:rPr>
+        <w:t>To-Do List web app</w:t>
+      </w:r>
+      <w:r>
+        <w:t xml:space="preserve"> where users can type a task and click </w:t>
+      </w:r>
+      <w:r>
+        <w:rPr>
+          <w:b/>
+          <w:bCs/>
+        </w:rPr>
+        <w:t>Add Task</w:t>
+      </w:r>
+      <w:r>
+        <w:t xml:space="preserve"> to display it in the list.</w:t>
+      </w:r>
+      <w:r>
+        <w:t xml:space="preserve"> </w:t>
+      </w:r>
+      <w:r>
+        <w:t xml:space="preserve">When a task is added, it appears with a </w:t>
+      </w:r>
+      <w:r>
+        <w:rPr>
+          <w:b/>
+          <w:bCs/>
+        </w:rPr>
+        <w:t>Delete button</w:t>
+      </w:r>
+      <w:r>
+        <w:t xml:space="preserve">, and clicking the task marks it as </w:t>
+      </w:r>
+      <w:r>
+        <w:rPr>
+          <w:b/>
+          <w:bCs/>
+        </w:rPr>
+        <w:t>completed (line-through)</w:t>
+      </w:r>
+      <w:r>
+        <w:t xml:space="preserve">. Users can also </w:t>
+      </w:r>
+      <w:r>
+        <w:rPr>
+          <w:b/>
+          <w:bCs/>
+        </w:rPr>
+        <w:t>remove tasks</w:t>
+      </w:r>
+      <w:r>
+        <w:t xml:space="preserve"> by clicking the delete button.</w:t>
+      </w:r>
+    </w:p>
+    <w:p/>
+    <w:p/>
+    <w:p/>
+    <w:p/>
+    <w:p/>
+    <w:p/>
+    <w:p/>
+    <w:p/>
+    <w:p/>
+    <w:p/>
+    <w:p/>
+    <w:p/>
+    <w:p/>
+    <w:p/>
+    <w:p/>
     <w:p>
       <w:pPr>
         <w:rPr>
@@ -732,66 +2647,61 @@
           <w:szCs w:val="25"/>
         </w:rPr>
       </w:pPr>
-    </w:p>
-    <w:p>
-      <w:pPr>
+      <w:r>
         <w:rPr>
           <w:b/>
           <w:bCs/>
           <w:sz w:val="25"/>
           <w:szCs w:val="25"/>
         </w:rPr>
-      </w:pPr>
-    </w:p>
-    <w:p>
-      <w:pPr>
+        <w:t xml:space="preserve">Problem </w:t>
+      </w:r>
+      <w:r>
         <w:rPr>
           <w:b/>
           <w:bCs/>
           <w:sz w:val="25"/>
           <w:szCs w:val="25"/>
         </w:rPr>
-      </w:pPr>
+        <w:t>4</w:t>
+      </w:r>
     </w:p>
     <w:p>
       <w:pPr>
         <w:rPr>
           <w:b/>
           <w:bCs/>
-          <w:sz w:val="25"/>
-          <w:szCs w:val="25"/>
-        </w:rPr>
-      </w:pPr>
-    </w:p>
-    <w:p>
-      <w:pPr>
+          <w:sz w:val="24"/>
+          <w:szCs w:val="24"/>
+        </w:rPr>
+      </w:pPr>
+      <w:r>
         <w:rPr>
           <w:b/>
           <w:bCs/>
-          <w:sz w:val="25"/>
-          <w:szCs w:val="25"/>
-        </w:rPr>
-      </w:pPr>
+          <w:sz w:val="24"/>
+          <w:szCs w:val="24"/>
+        </w:rPr>
+        <w:t>Problem Statement:</w:t>
+      </w:r>
       <w:r>
         <w:rPr>
           <w:b/>
           <w:bCs/>
-          <w:sz w:val="25"/>
-          <w:szCs w:val="25"/>
-        </w:rPr>
-        <w:t>Problem 2</w:t>
-      </w:r>
-    </w:p>
-    <w:p>
-      <w:pPr>
-        <w:rPr>
-          <w:rFonts w:cstheme="minorHAnsi"/>
+          <w:sz w:val="24"/>
+          <w:szCs w:val="24"/>
+        </w:rPr>
+        <w:t xml:space="preserve"> </w:t>
+      </w:r>
+      <w:r>
+        <w:rPr>
           <w:b/>
           <w:bCs/>
           <w:sz w:val="24"/>
           <w:szCs w:val="24"/>
         </w:rPr>
-      </w:pPr>
+        <w:t xml:space="preserve">Mini Product Search App </w:t>
+      </w:r>
       <w:r>
         <w:rPr>
           <w:b/>
@@ -799,78 +2709,52 @@
           <w:sz w:val="24"/>
           <w:szCs w:val="24"/>
         </w:rPr>
-        <w:t>Problem Statement</w:t>
-      </w:r>
-      <w:r>
-        <w:rPr>
-          <w:rFonts w:cstheme="minorHAnsi"/>
+        <w:t>(Level-2)</w:t>
+      </w:r>
+    </w:p>
+    <w:p>
+      <w:pPr>
+        <w:rPr>
           <w:b/>
           <w:bCs/>
           <w:sz w:val="24"/>
           <w:szCs w:val="24"/>
         </w:rPr>
-        <w:t>: Theme Toggle Application</w:t>
-      </w:r>
-      <w:r>
-        <w:rPr>
-          <w:rFonts w:cstheme="minorHAnsi"/>
+      </w:pPr>
+      <w:r>
+        <w:rPr>
           <w:b/>
           <w:bCs/>
           <w:sz w:val="24"/>
           <w:szCs w:val="24"/>
         </w:rPr>
-        <w:t xml:space="preserve"> (Level-1)</w:t>
-      </w:r>
-    </w:p>
-    <w:p>
-      <w:pPr>
-        <w:rPr>
-          <w:rFonts w:cstheme="minorHAnsi"/>
-          <w:b/>
-          <w:bCs/>
-          <w:sz w:val="24"/>
-          <w:szCs w:val="24"/>
-        </w:rPr>
-      </w:pPr>
-      <w:r>
-        <w:rPr>
-          <w:rFonts w:cstheme="minorHAnsi"/>
-          <w:b/>
-          <w:bCs/>
-          <w:sz w:val="24"/>
-          <w:szCs w:val="24"/>
-        </w:rPr>
         <w:t>Scenario:</w:t>
       </w:r>
     </w:p>
     <w:p>
       <w:pPr>
         <w:rPr>
-          <w:rFonts w:cstheme="minorHAnsi"/>
-          <w:sz w:val="24"/>
-          <w:szCs w:val="24"/>
-        </w:rPr>
-      </w:pPr>
-      <w:r>
-        <w:rPr>
-          <w:rFonts w:cstheme="minorHAnsi"/>
-          <w:sz w:val="24"/>
-          <w:szCs w:val="24"/>
-        </w:rPr>
-        <w:t>A small blog website wants to allow users to switch between Light Mode and Dark Mode interactively.</w:t>
-      </w:r>
-    </w:p>
-    <w:p>
-      <w:pPr>
-        <w:rPr>
-          <w:rFonts w:cstheme="minorHAnsi"/>
-          <w:sz w:val="24"/>
-          <w:szCs w:val="24"/>
-        </w:rPr>
-      </w:pPr>
-      <w:r>
-        <w:rPr>
-          <w:rFonts w:cstheme="minorHAnsi"/>
+          <w:sz w:val="24"/>
+          <w:szCs w:val="24"/>
+        </w:rPr>
+      </w:pPr>
+      <w:r>
+        <w:rPr>
+          <w:sz w:val="24"/>
+          <w:szCs w:val="24"/>
+        </w:rPr>
+        <w:t>An e-commerce company needs a mini product search application that filters products dynamically as users type in the search box.</w:t>
+      </w:r>
+    </w:p>
+    <w:p>
+      <w:pPr>
+        <w:rPr>
+          <w:sz w:val="24"/>
+          <w:szCs w:val="24"/>
+        </w:rPr>
+      </w:pPr>
+      <w:r>
+        <w:rPr>
           <w:sz w:val="24"/>
           <w:szCs w:val="24"/>
         </w:rPr>
@@ -880,7 +2764,6 @@
     <w:p>
       <w:pPr>
         <w:rPr>
-          <w:rFonts w:cstheme="minorHAnsi"/>
           <w:b/>
           <w:bCs/>
           <w:sz w:val="24"/>
@@ -899,95 +2782,68 @@
       </w:r>
       <w:r>
         <w:rPr>
-          <w:rFonts w:cstheme="minorHAnsi"/>
           <w:b/>
           <w:bCs/>
           <w:sz w:val="24"/>
           <w:szCs w:val="24"/>
         </w:rPr>
-        <w:t xml:space="preserve"> Requirements</w:t>
-      </w:r>
-    </w:p>
-    <w:p>
-      <w:pPr>
-        <w:rPr>
-          <w:rFonts w:cstheme="minorHAnsi"/>
-          <w:sz w:val="24"/>
-          <w:szCs w:val="24"/>
-        </w:rPr>
-      </w:pPr>
-      <w:r>
-        <w:rPr>
-          <w:rFonts w:cstheme="minorHAnsi"/>
-          <w:sz w:val="24"/>
-          <w:szCs w:val="24"/>
-        </w:rPr>
-        <w:t>• Create a toggle button to switch themes.</w:t>
-      </w:r>
-    </w:p>
-    <w:p>
-      <w:pPr>
-        <w:rPr>
-          <w:rFonts w:cstheme="minorHAnsi"/>
-          <w:sz w:val="24"/>
-          <w:szCs w:val="24"/>
-        </w:rPr>
-      </w:pPr>
-      <w:r>
-        <w:rPr>
-          <w:rFonts w:cstheme="minorHAnsi"/>
-          <w:sz w:val="24"/>
-          <w:szCs w:val="24"/>
-        </w:rPr>
-        <w:t>• Change background and text color dynamically.</w:t>
-      </w:r>
-    </w:p>
-    <w:p>
-      <w:pPr>
-        <w:rPr>
-          <w:rFonts w:cstheme="minorHAnsi"/>
-          <w:sz w:val="24"/>
-          <w:szCs w:val="24"/>
-        </w:rPr>
-      </w:pPr>
-      <w:r>
-        <w:rPr>
-          <w:rFonts w:cstheme="minorHAnsi"/>
-          <w:sz w:val="24"/>
-          <w:szCs w:val="24"/>
-        </w:rPr>
-        <w:t xml:space="preserve">• Store theme preference in </w:t>
-      </w:r>
-      <w:proofErr w:type="spellStart"/>
-      <w:r>
-        <w:rPr>
-          <w:rFonts w:cstheme="minorHAnsi"/>
-          <w:sz w:val="24"/>
-          <w:szCs w:val="24"/>
-        </w:rPr>
-        <w:t>localStorage</w:t>
-      </w:r>
-      <w:proofErr w:type="spellEnd"/>
-      <w:r>
-        <w:rPr>
-          <w:rFonts w:cstheme="minorHAnsi"/>
-          <w:sz w:val="24"/>
-          <w:szCs w:val="24"/>
-        </w:rPr>
-        <w:t>.</w:t>
-      </w:r>
-    </w:p>
-    <w:p>
-      <w:pPr>
-        <w:rPr>
-          <w:rFonts w:cstheme="minorHAnsi"/>
-          <w:sz w:val="24"/>
-          <w:szCs w:val="24"/>
-        </w:rPr>
-      </w:pPr>
-      <w:r>
-        <w:rPr>
-          <w:rFonts w:cstheme="minorHAnsi"/>
+        <w:t xml:space="preserve"> Requirements </w:t>
+      </w:r>
+    </w:p>
+    <w:p>
+      <w:pPr>
+        <w:rPr>
+          <w:sz w:val="24"/>
+          <w:szCs w:val="24"/>
+        </w:rPr>
+      </w:pPr>
+      <w:r>
+        <w:rPr>
+          <w:sz w:val="24"/>
+          <w:szCs w:val="24"/>
+        </w:rPr>
+        <w:t>• Display product list from a predefined array.</w:t>
+      </w:r>
+    </w:p>
+    <w:p>
+      <w:pPr>
+        <w:rPr>
+          <w:sz w:val="24"/>
+          <w:szCs w:val="24"/>
+        </w:rPr>
+      </w:pPr>
+      <w:r>
+        <w:rPr>
+          <w:sz w:val="24"/>
+          <w:szCs w:val="24"/>
+        </w:rPr>
+        <w:t>• Filter products dynamically using input event.</w:t>
+      </w:r>
+    </w:p>
+    <w:p>
+      <w:pPr>
+        <w:rPr>
+          <w:sz w:val="24"/>
+          <w:szCs w:val="24"/>
+        </w:rPr>
+      </w:pPr>
+      <w:r>
+        <w:rPr>
+          <w:sz w:val="24"/>
+          <w:szCs w:val="24"/>
+        </w:rPr>
+        <w:t>• Display “No Results Found” when applicable.</w:t>
+      </w:r>
+    </w:p>
+    <w:p>
+      <w:pPr>
+        <w:rPr>
+          <w:sz w:val="24"/>
+          <w:szCs w:val="24"/>
+        </w:rPr>
+      </w:pPr>
+      <w:r>
+        <w:rPr>
           <w:sz w:val="24"/>
           <w:szCs w:val="24"/>
         </w:rPr>
@@ -997,7 +2853,6 @@
     <w:p>
       <w:pPr>
         <w:rPr>
-          <w:rFonts w:cstheme="minorHAnsi"/>
           <w:b/>
           <w:bCs/>
           <w:sz w:val="24"/>
@@ -1016,7 +2871,6 @@
       </w:r>
       <w:r>
         <w:rPr>
-          <w:rFonts w:cstheme="minorHAnsi"/>
           <w:b/>
           <w:bCs/>
           <w:sz w:val="24"/>
@@ -1028,83 +2882,57 @@
     <w:p>
       <w:pPr>
         <w:rPr>
-          <w:rFonts w:cstheme="minorHAnsi"/>
-          <w:sz w:val="24"/>
-          <w:szCs w:val="24"/>
-        </w:rPr>
-      </w:pPr>
-      <w:r>
-        <w:rPr>
-          <w:rFonts w:cstheme="minorHAnsi"/>
-          <w:sz w:val="24"/>
-          <w:szCs w:val="24"/>
-        </w:rPr>
-        <w:t>• Use Vanilla JavaScript.</w:t>
-      </w:r>
-    </w:p>
-    <w:p>
-      <w:pPr>
-        <w:rPr>
-          <w:rFonts w:cstheme="minorHAnsi"/>
-          <w:sz w:val="24"/>
-          <w:szCs w:val="24"/>
-        </w:rPr>
-      </w:pPr>
-      <w:r>
-        <w:rPr>
-          <w:rFonts w:cstheme="minorHAnsi"/>
-          <w:sz w:val="24"/>
-          <w:szCs w:val="24"/>
-        </w:rPr>
-        <w:t xml:space="preserve">• Use </w:t>
-      </w:r>
-      <w:proofErr w:type="spellStart"/>
-      <w:r>
-        <w:rPr>
-          <w:rFonts w:cstheme="minorHAnsi"/>
-          <w:sz w:val="24"/>
-          <w:szCs w:val="24"/>
-        </w:rPr>
-        <w:t>addEventListener</w:t>
-      </w:r>
-      <w:proofErr w:type="spellEnd"/>
-      <w:r>
-        <w:rPr>
-          <w:rFonts w:cstheme="minorHAnsi"/>
-          <w:sz w:val="24"/>
-          <w:szCs w:val="24"/>
-        </w:rPr>
-        <w:t>() for events.</w:t>
-      </w:r>
-    </w:p>
-    <w:p>
-      <w:pPr>
-        <w:rPr>
-          <w:rFonts w:cstheme="minorHAnsi"/>
-          <w:sz w:val="24"/>
-          <w:szCs w:val="24"/>
-        </w:rPr>
-      </w:pPr>
-      <w:r>
-        <w:rPr>
-          <w:rFonts w:cstheme="minorHAnsi"/>
-          <w:sz w:val="24"/>
-          <w:szCs w:val="24"/>
-        </w:rPr>
-        <w:t>• No CSS frameworks.</w:t>
-      </w:r>
-    </w:p>
-    <w:p>
-      <w:pPr>
-        <w:rPr>
-          <w:rFonts w:cstheme="minorHAnsi"/>
-          <w:sz w:val="24"/>
-          <w:szCs w:val="24"/>
-        </w:rPr>
-      </w:pPr>
-      <w:r>
-        <w:rPr>
-          <w:rFonts w:cstheme="minorHAnsi"/>
+          <w:sz w:val="24"/>
+          <w:szCs w:val="24"/>
+        </w:rPr>
+      </w:pPr>
+      <w:r>
+        <w:rPr>
+          <w:sz w:val="24"/>
+          <w:szCs w:val="24"/>
+        </w:rPr>
+        <w:t>• Must use DOM manipulation.</w:t>
+      </w:r>
+    </w:p>
+    <w:p>
+      <w:pPr>
+        <w:rPr>
+          <w:sz w:val="24"/>
+          <w:szCs w:val="24"/>
+        </w:rPr>
+      </w:pPr>
+      <w:r>
+        <w:rPr>
+          <w:sz w:val="24"/>
+          <w:szCs w:val="24"/>
+        </w:rPr>
+        <w:t>• Event delegation required.</w:t>
+      </w:r>
+    </w:p>
+    <w:p>
+      <w:pPr>
+        <w:rPr>
+          <w:sz w:val="24"/>
+          <w:szCs w:val="24"/>
+        </w:rPr>
+      </w:pPr>
+      <w:r>
+        <w:rPr>
+          <w:sz w:val="24"/>
+          <w:szCs w:val="24"/>
+        </w:rPr>
+        <w:t>• Code should follow modular structure.</w:t>
+      </w:r>
+    </w:p>
+    <w:p>
+      <w:pPr>
+        <w:rPr>
+          <w:sz w:val="24"/>
+          <w:szCs w:val="24"/>
+        </w:rPr>
+      </w:pPr>
+      <w:r>
+        <w:rPr>
           <w:sz w:val="24"/>
           <w:szCs w:val="24"/>
         </w:rPr>
@@ -1114,7 +2942,6 @@
     <w:p>
       <w:pPr>
         <w:rPr>
-          <w:rFonts w:cstheme="minorHAnsi"/>
           <w:b/>
           <w:bCs/>
           <w:sz w:val="24"/>
@@ -1123,7 +2950,6 @@
       </w:pPr>
       <w:r>
         <w:rPr>
-          <w:rFonts w:cstheme="minorHAnsi"/>
           <w:b/>
           <w:bCs/>
           <w:sz w:val="24"/>
@@ -1135,83 +2961,42 @@
     <w:p>
       <w:pPr>
         <w:rPr>
-          <w:rFonts w:cstheme="minorHAnsi"/>
-          <w:sz w:val="24"/>
-          <w:szCs w:val="24"/>
-        </w:rPr>
-      </w:pPr>
-      <w:r>
-        <w:rPr>
-          <w:rFonts w:cstheme="minorHAnsi"/>
-          <w:sz w:val="24"/>
-          <w:szCs w:val="24"/>
-        </w:rPr>
-        <w:t>• Smooth theme switching.</w:t>
-      </w:r>
-    </w:p>
-    <w:p>
-      <w:pPr>
-        <w:rPr>
-          <w:rFonts w:cstheme="minorHAnsi"/>
-          <w:sz w:val="24"/>
-          <w:szCs w:val="24"/>
-        </w:rPr>
-      </w:pPr>
-      <w:r>
-        <w:rPr>
-          <w:rFonts w:cstheme="minorHAnsi"/>
-          <w:sz w:val="24"/>
-          <w:szCs w:val="24"/>
-        </w:rPr>
-        <w:t xml:space="preserve">• Proper usage of </w:t>
-      </w:r>
-      <w:proofErr w:type="spellStart"/>
-      <w:r>
-        <w:rPr>
-          <w:rFonts w:cstheme="minorHAnsi"/>
-          <w:sz w:val="24"/>
-          <w:szCs w:val="24"/>
-        </w:rPr>
-        <w:t>localStorage</w:t>
-      </w:r>
-      <w:proofErr w:type="spellEnd"/>
-      <w:r>
-        <w:rPr>
-          <w:rFonts w:cstheme="minorHAnsi"/>
-          <w:sz w:val="24"/>
-          <w:szCs w:val="24"/>
-        </w:rPr>
-        <w:t>.</w:t>
-      </w:r>
-    </w:p>
-    <w:p>
-      <w:pPr>
-        <w:rPr>
-          <w:rFonts w:cstheme="minorHAnsi"/>
-          <w:sz w:val="24"/>
-          <w:szCs w:val="24"/>
-        </w:rPr>
-      </w:pPr>
-      <w:r>
-        <w:rPr>
-          <w:rFonts w:cstheme="minorHAnsi"/>
-          <w:sz w:val="24"/>
-          <w:szCs w:val="24"/>
-        </w:rPr>
-        <w:t>• Clean and modular JavaScript functions.</w:t>
-      </w:r>
-    </w:p>
-    <w:p>
-      <w:pPr>
-        <w:rPr>
-          <w:rFonts w:cstheme="minorHAnsi"/>
-          <w:sz w:val="24"/>
-          <w:szCs w:val="24"/>
-        </w:rPr>
-      </w:pPr>
-      <w:r>
-        <w:rPr>
-          <w:rFonts w:cstheme="minorHAnsi"/>
+          <w:sz w:val="24"/>
+          <w:szCs w:val="24"/>
+        </w:rPr>
+      </w:pPr>
+      <w:r>
+        <w:rPr>
+          <w:sz w:val="24"/>
+          <w:szCs w:val="24"/>
+        </w:rPr>
+        <w:t>• Real-time filtering.</w:t>
+      </w:r>
+    </w:p>
+    <w:p>
+      <w:pPr>
+        <w:rPr>
+          <w:sz w:val="24"/>
+          <w:szCs w:val="24"/>
+        </w:rPr>
+      </w:pPr>
+      <w:r>
+        <w:rPr>
+          <w:sz w:val="24"/>
+          <w:szCs w:val="24"/>
+        </w:rPr>
+        <w:t>• Proper state management.</w:t>
+      </w:r>
+    </w:p>
+    <w:p>
+      <w:pPr>
+        <w:rPr>
+          <w:sz w:val="24"/>
+          <w:szCs w:val="24"/>
+        </w:rPr>
+      </w:pPr>
+      <w:r>
+        <w:rPr>
           <w:sz w:val="24"/>
           <w:szCs w:val="24"/>
         </w:rPr>
@@ -1221,7 +3006,6 @@
     <w:p>
       <w:pPr>
         <w:rPr>
-          <w:rFonts w:cstheme="minorHAnsi"/>
           <w:b/>
           <w:bCs/>
           <w:sz w:val="24"/>
@@ -1240,7 +3024,6 @@
       </w:r>
       <w:r>
         <w:rPr>
-          <w:rFonts w:cstheme="minorHAnsi"/>
           <w:b/>
           <w:bCs/>
           <w:sz w:val="24"/>
@@ -1252,36 +3035,35 @@
     <w:p>
       <w:pPr>
         <w:rPr>
-          <w:rFonts w:cstheme="minorHAnsi"/>
-          <w:sz w:val="24"/>
-          <w:szCs w:val="24"/>
-        </w:rPr>
-      </w:pPr>
-      <w:r>
-        <w:rPr>
-          <w:rFonts w:cstheme="minorHAnsi"/>
-          <w:sz w:val="24"/>
-          <w:szCs w:val="24"/>
-        </w:rPr>
-        <w:t>• Handling user interaction events.</w:t>
-      </w:r>
-    </w:p>
-    <w:p>
-      <w:pPr>
-        <w:rPr>
-          <w:rFonts w:cstheme="minorHAnsi"/>
-          <w:sz w:val="24"/>
-          <w:szCs w:val="24"/>
-        </w:rPr>
-      </w:pPr>
-      <w:r>
-        <w:rPr>
-          <w:rFonts w:cstheme="minorHAnsi"/>
-          <w:sz w:val="24"/>
-          <w:szCs w:val="24"/>
-        </w:rPr>
-        <w:t>• Managing browser storage.</w:t>
-      </w:r>
+          <w:sz w:val="24"/>
+          <w:szCs w:val="24"/>
+        </w:rPr>
+      </w:pPr>
+      <w:r>
+        <w:rPr>
+          <w:sz w:val="24"/>
+          <w:szCs w:val="24"/>
+        </w:rPr>
+        <w:t>• State management basics.</w:t>
+      </w:r>
+    </w:p>
+    <w:p>
+      <w:pPr>
+        <w:rPr>
+          <w:sz w:val="24"/>
+          <w:szCs w:val="24"/>
+          <w:lang w:val="en-IN"/>
+        </w:rPr>
+      </w:pPr>
+    </w:p>
+    <w:p>
+      <w:pPr>
+        <w:rPr>
+          <w:sz w:val="24"/>
+          <w:szCs w:val="24"/>
+          <w:lang w:val="en-IN"/>
+        </w:rPr>
+      </w:pPr>
     </w:p>
     <w:p>
       <w:pPr>
@@ -1302,11 +3084,15 @@
       <w:pPr>
         <w:rPr>
           <w:noProof/>
+          <w:sz w:val="24"/>
+          <w:szCs w:val="24"/>
         </w:rPr>
       </w:pPr>
       <w:r>
         <w:rPr>
           <w:noProof/>
+          <w:sz w:val="24"/>
+          <w:szCs w:val="24"/>
         </w:rPr>
         <w:t>File Name: index.html</w:t>
       </w:r>
@@ -1315,19 +3101,159 @@
       <w:pPr>
         <w:rPr>
           <w:noProof/>
-        </w:rPr>
-      </w:pPr>
-    </w:p>
-    <w:p>
-      <w:r>
-        <w:t>File Name: script.js</w:t>
-      </w:r>
-    </w:p>
-    <w:p/>
-    <w:p/>
-    <w:p>
-      <w:pPr>
-        <w:rPr>
+          <w:sz w:val="24"/>
+          <w:szCs w:val="24"/>
+        </w:rPr>
+      </w:pPr>
+      <w:r>
+        <w:rPr>
+          <w:noProof/>
+          <w:sz w:val="24"/>
+          <w:szCs w:val="24"/>
+        </w:rPr>
+        <w:drawing>
+          <wp:inline distT="0" distB="0" distL="0" distR="0" wp14:anchorId="45E7ED97" wp14:editId="7627A154">
+            <wp:extent cx="5943600" cy="5617845"/>
+            <wp:effectExtent l="0" t="0" r="0" b="1905"/>
+            <wp:docPr id="1582796966" name="Picture 1"/>
+            <wp:cNvGraphicFramePr>
+              <a:graphicFrameLocks xmlns:a="http://schemas.openxmlformats.org/drawingml/2006/main" noChangeAspect="1"/>
+            </wp:cNvGraphicFramePr>
+            <a:graphic xmlns:a="http://schemas.openxmlformats.org/drawingml/2006/main">
+              <a:graphicData uri="http://schemas.openxmlformats.org/drawingml/2006/picture">
+                <pic:pic xmlns:pic="http://schemas.openxmlformats.org/drawingml/2006/picture">
+                  <pic:nvPicPr>
+                    <pic:cNvPr id="1582796966" name=""/>
+                    <pic:cNvPicPr/>
+                  </pic:nvPicPr>
+                  <pic:blipFill>
+                    <a:blip r:embed="rId22"/>
+                    <a:stretch>
+                      <a:fillRect/>
+                    </a:stretch>
+                  </pic:blipFill>
+                  <pic:spPr>
+                    <a:xfrm>
+                      <a:off x="0" y="0"/>
+                      <a:ext cx="5943600" cy="5617845"/>
+                    </a:xfrm>
+                    <a:prstGeom prst="rect">
+                      <a:avLst/>
+                    </a:prstGeom>
+                  </pic:spPr>
+                </pic:pic>
+              </a:graphicData>
+            </a:graphic>
+          </wp:inline>
+        </w:drawing>
+      </w:r>
+    </w:p>
+    <w:p>
+      <w:pPr>
+        <w:rPr>
+          <w:noProof/>
+          <w:sz w:val="24"/>
+          <w:szCs w:val="24"/>
+        </w:rPr>
+      </w:pPr>
+      <w:r>
+        <w:rPr>
+          <w:noProof/>
+          <w:sz w:val="24"/>
+          <w:szCs w:val="24"/>
+        </w:rPr>
+        <w:drawing>
+          <wp:inline distT="0" distB="0" distL="0" distR="0" wp14:anchorId="70289CB7" wp14:editId="7A7FC0AB">
+            <wp:extent cx="5943600" cy="5848350"/>
+            <wp:effectExtent l="0" t="0" r="0" b="0"/>
+            <wp:docPr id="1473885466" name="Picture 1"/>
+            <wp:cNvGraphicFramePr>
+              <a:graphicFrameLocks xmlns:a="http://schemas.openxmlformats.org/drawingml/2006/main" noChangeAspect="1"/>
+            </wp:cNvGraphicFramePr>
+            <a:graphic xmlns:a="http://schemas.openxmlformats.org/drawingml/2006/main">
+              <a:graphicData uri="http://schemas.openxmlformats.org/drawingml/2006/picture">
+                <pic:pic xmlns:pic="http://schemas.openxmlformats.org/drawingml/2006/picture">
+                  <pic:nvPicPr>
+                    <pic:cNvPr id="1473885466" name=""/>
+                    <pic:cNvPicPr/>
+                  </pic:nvPicPr>
+                  <pic:blipFill>
+                    <a:blip r:embed="rId23"/>
+                    <a:stretch>
+                      <a:fillRect/>
+                    </a:stretch>
+                  </pic:blipFill>
+                  <pic:spPr>
+                    <a:xfrm>
+                      <a:off x="0" y="0"/>
+                      <a:ext cx="5943600" cy="5848350"/>
+                    </a:xfrm>
+                    <a:prstGeom prst="rect">
+                      <a:avLst/>
+                    </a:prstGeom>
+                  </pic:spPr>
+                </pic:pic>
+              </a:graphicData>
+            </a:graphic>
+          </wp:inline>
+        </w:drawing>
+      </w:r>
+    </w:p>
+    <w:p>
+      <w:pPr>
+        <w:rPr>
+          <w:noProof/>
+          <w:sz w:val="24"/>
+          <w:szCs w:val="24"/>
+        </w:rPr>
+      </w:pPr>
+      <w:r>
+        <w:rPr>
+          <w:noProof/>
+          <w:sz w:val="24"/>
+          <w:szCs w:val="24"/>
+        </w:rPr>
+        <w:drawing>
+          <wp:inline distT="0" distB="0" distL="0" distR="0" wp14:anchorId="4408CBA6" wp14:editId="0E4B2924">
+            <wp:extent cx="5943600" cy="4901565"/>
+            <wp:effectExtent l="0" t="0" r="0" b="0"/>
+            <wp:docPr id="1297817509" name="Picture 1"/>
+            <wp:cNvGraphicFramePr>
+              <a:graphicFrameLocks xmlns:a="http://schemas.openxmlformats.org/drawingml/2006/main" noChangeAspect="1"/>
+            </wp:cNvGraphicFramePr>
+            <a:graphic xmlns:a="http://schemas.openxmlformats.org/drawingml/2006/main">
+              <a:graphicData uri="http://schemas.openxmlformats.org/drawingml/2006/picture">
+                <pic:pic xmlns:pic="http://schemas.openxmlformats.org/drawingml/2006/picture">
+                  <pic:nvPicPr>
+                    <pic:cNvPr id="1297817509" name=""/>
+                    <pic:cNvPicPr/>
+                  </pic:nvPicPr>
+                  <pic:blipFill>
+                    <a:blip r:embed="rId24"/>
+                    <a:stretch>
+                      <a:fillRect/>
+                    </a:stretch>
+                  </pic:blipFill>
+                  <pic:spPr>
+                    <a:xfrm>
+                      <a:off x="0" y="0"/>
+                      <a:ext cx="5943600" cy="4901565"/>
+                    </a:xfrm>
+                    <a:prstGeom prst="rect">
+                      <a:avLst/>
+                    </a:prstGeom>
+                  </pic:spPr>
+                </pic:pic>
+              </a:graphicData>
+            </a:graphic>
+          </wp:inline>
+        </w:drawing>
+      </w:r>
+    </w:p>
+    <w:p>
+      <w:pPr>
+        <w:rPr>
+          <w:noProof/>
           <w:sz w:val="24"/>
           <w:szCs w:val="24"/>
         </w:rPr>
@@ -1359,25 +3285,153 @@
           <w:noProof/>
         </w:rPr>
       </w:pPr>
-    </w:p>
-    <w:p>
-      <w:pPr>
+      <w:r>
         <w:rPr>
           <w:noProof/>
         </w:rPr>
-      </w:pPr>
-      <w:r>
+        <w:drawing>
+          <wp:inline distT="0" distB="0" distL="0" distR="0" wp14:anchorId="02DA241E" wp14:editId="55734AFD">
+            <wp:extent cx="5943600" cy="2311400"/>
+            <wp:effectExtent l="0" t="0" r="0" b="0"/>
+            <wp:docPr id="1284777460" name="Picture 1"/>
+            <wp:cNvGraphicFramePr>
+              <a:graphicFrameLocks xmlns:a="http://schemas.openxmlformats.org/drawingml/2006/main" noChangeAspect="1"/>
+            </wp:cNvGraphicFramePr>
+            <a:graphic xmlns:a="http://schemas.openxmlformats.org/drawingml/2006/main">
+              <a:graphicData uri="http://schemas.openxmlformats.org/drawingml/2006/picture">
+                <pic:pic xmlns:pic="http://schemas.openxmlformats.org/drawingml/2006/picture">
+                  <pic:nvPicPr>
+                    <pic:cNvPr id="1284777460" name=""/>
+                    <pic:cNvPicPr/>
+                  </pic:nvPicPr>
+                  <pic:blipFill>
+                    <a:blip r:embed="rId25"/>
+                    <a:stretch>
+                      <a:fillRect/>
+                    </a:stretch>
+                  </pic:blipFill>
+                  <pic:spPr>
+                    <a:xfrm>
+                      <a:off x="0" y="0"/>
+                      <a:ext cx="5943600" cy="2311400"/>
+                    </a:xfrm>
+                    <a:prstGeom prst="rect">
+                      <a:avLst/>
+                    </a:prstGeom>
+                  </pic:spPr>
+                </pic:pic>
+              </a:graphicData>
+            </a:graphic>
+          </wp:inline>
+        </w:drawing>
+      </w:r>
+    </w:p>
+    <w:p>
+      <w:pPr>
         <w:rPr>
           <w:noProof/>
         </w:rPr>
-        <w:t>Output File: script.js</w:t>
-      </w:r>
-    </w:p>
-    <w:p>
-      <w:pPr>
+      </w:pPr>
+      <w:r>
         <w:rPr>
           <w:noProof/>
         </w:rPr>
+        <w:drawing>
+          <wp:inline distT="0" distB="0" distL="0" distR="0" wp14:anchorId="6A553F18" wp14:editId="66E424E9">
+            <wp:extent cx="5943600" cy="2405380"/>
+            <wp:effectExtent l="0" t="0" r="0" b="0"/>
+            <wp:docPr id="296057260" name="Picture 1"/>
+            <wp:cNvGraphicFramePr>
+              <a:graphicFrameLocks xmlns:a="http://schemas.openxmlformats.org/drawingml/2006/main" noChangeAspect="1"/>
+            </wp:cNvGraphicFramePr>
+            <a:graphic xmlns:a="http://schemas.openxmlformats.org/drawingml/2006/main">
+              <a:graphicData uri="http://schemas.openxmlformats.org/drawingml/2006/picture">
+                <pic:pic xmlns:pic="http://schemas.openxmlformats.org/drawingml/2006/picture">
+                  <pic:nvPicPr>
+                    <pic:cNvPr id="296057260" name=""/>
+                    <pic:cNvPicPr/>
+                  </pic:nvPicPr>
+                  <pic:blipFill>
+                    <a:blip r:embed="rId26"/>
+                    <a:stretch>
+                      <a:fillRect/>
+                    </a:stretch>
+                  </pic:blipFill>
+                  <pic:spPr>
+                    <a:xfrm>
+                      <a:off x="0" y="0"/>
+                      <a:ext cx="5943600" cy="2405380"/>
+                    </a:xfrm>
+                    <a:prstGeom prst="rect">
+                      <a:avLst/>
+                    </a:prstGeom>
+                  </pic:spPr>
+                </pic:pic>
+              </a:graphicData>
+            </a:graphic>
+          </wp:inline>
+        </w:drawing>
+      </w:r>
+    </w:p>
+    <w:p>
+      <w:pPr>
+        <w:rPr>
+          <w:noProof/>
+        </w:rPr>
+      </w:pPr>
+      <w:r>
+        <w:rPr>
+          <w:noProof/>
+        </w:rPr>
+        <w:drawing>
+          <wp:inline distT="0" distB="0" distL="0" distR="0" wp14:anchorId="62E5CEE6" wp14:editId="24D6CFDC">
+            <wp:extent cx="5943600" cy="2359025"/>
+            <wp:effectExtent l="0" t="0" r="0" b="3175"/>
+            <wp:docPr id="1540676760" name="Picture 1"/>
+            <wp:cNvGraphicFramePr>
+              <a:graphicFrameLocks xmlns:a="http://schemas.openxmlformats.org/drawingml/2006/main" noChangeAspect="1"/>
+            </wp:cNvGraphicFramePr>
+            <a:graphic xmlns:a="http://schemas.openxmlformats.org/drawingml/2006/main">
+              <a:graphicData uri="http://schemas.openxmlformats.org/drawingml/2006/picture">
+                <pic:pic xmlns:pic="http://schemas.openxmlformats.org/drawingml/2006/picture">
+                  <pic:nvPicPr>
+                    <pic:cNvPr id="1540676760" name=""/>
+                    <pic:cNvPicPr/>
+                  </pic:nvPicPr>
+                  <pic:blipFill>
+                    <a:blip r:embed="rId27"/>
+                    <a:stretch>
+                      <a:fillRect/>
+                    </a:stretch>
+                  </pic:blipFill>
+                  <pic:spPr>
+                    <a:xfrm>
+                      <a:off x="0" y="0"/>
+                      <a:ext cx="5943600" cy="2359025"/>
+                    </a:xfrm>
+                    <a:prstGeom prst="rect">
+                      <a:avLst/>
+                    </a:prstGeom>
+                  </pic:spPr>
+                </pic:pic>
+              </a:graphicData>
+            </a:graphic>
+          </wp:inline>
+        </w:drawing>
+      </w:r>
+    </w:p>
+    <w:p>
+      <w:pPr>
+        <w:rPr>
+          <w:noProof/>
+        </w:rPr>
+      </w:pPr>
+    </w:p>
+    <w:p>
+      <w:pPr>
+        <w:rPr>
+          <w:noProof/>
+        </w:rPr>
       </w:pPr>
     </w:p>
     <w:p>
@@ -1397,1346 +3451,50 @@
     </w:p>
     <w:p>
       <w:r>
-        <w:t xml:space="preserve">This code creates a </w:t>
+        <w:t xml:space="preserve">This code creates a simple </w:t>
       </w:r>
       <w:r>
         <w:rPr>
           <w:b/>
           <w:bCs/>
         </w:rPr>
-        <w:t>Product Cart Summary</w:t>
-      </w:r>
-      <w:r>
-        <w:t xml:space="preserve"> using a list of products with price and quantity. JavaScript calculates the total cost using map() and reduce() and generates a simple invoice.</w:t>
-      </w:r>
-      <w:r>
-        <w:t xml:space="preserve"> </w:t>
-      </w:r>
-      <w:r>
-        <w:t xml:space="preserve">The output shows each product with its price calculation and the </w:t>
+        <w:t>Product Search app</w:t>
+      </w:r>
+      <w:r>
+        <w:t xml:space="preserve"> where a list of products is shown on the page. When the user types something in the search box, JavaScript </w:t>
       </w:r>
       <w:r>
         <w:rPr>
           <w:b/>
           <w:bCs/>
         </w:rPr>
-        <w:t>final total amount of ₹46950</w:t>
-      </w:r>
-      <w:r>
-        <w:t xml:space="preserve"> printed in the console.</w:t>
-      </w:r>
-    </w:p>
-    <w:p>
-      <w:pPr>
-        <w:rPr>
-          <w:sz w:val="24"/>
-          <w:szCs w:val="24"/>
-        </w:rPr>
-      </w:pPr>
-    </w:p>
-    <w:p>
-      <w:pPr>
-        <w:rPr>
-          <w:sz w:val="24"/>
-          <w:szCs w:val="24"/>
-        </w:rPr>
-      </w:pPr>
-    </w:p>
-    <w:p>
-      <w:pPr>
-        <w:rPr>
-          <w:sz w:val="24"/>
-          <w:szCs w:val="24"/>
-        </w:rPr>
-      </w:pPr>
-    </w:p>
-    <w:p>
-      <w:pPr>
-        <w:rPr>
-          <w:sz w:val="24"/>
-          <w:szCs w:val="24"/>
-        </w:rPr>
-      </w:pPr>
-    </w:p>
-    <w:p>
-      <w:pPr>
-        <w:rPr>
-          <w:sz w:val="24"/>
-          <w:szCs w:val="24"/>
-        </w:rPr>
-      </w:pPr>
-    </w:p>
-    <w:p>
-      <w:pPr>
-        <w:rPr>
-          <w:sz w:val="24"/>
-          <w:szCs w:val="24"/>
-        </w:rPr>
-      </w:pPr>
-    </w:p>
-    <w:p>
-      <w:pPr>
-        <w:rPr>
-          <w:sz w:val="24"/>
-          <w:szCs w:val="24"/>
-        </w:rPr>
-      </w:pPr>
-    </w:p>
-    <w:p>
-      <w:pPr>
-        <w:rPr>
-          <w:sz w:val="24"/>
-          <w:szCs w:val="24"/>
-        </w:rPr>
-      </w:pPr>
-    </w:p>
-    <w:p>
-      <w:pPr>
-        <w:rPr>
-          <w:sz w:val="24"/>
-          <w:szCs w:val="24"/>
-        </w:rPr>
-      </w:pPr>
-    </w:p>
-    <w:p>
-      <w:pPr>
-        <w:rPr>
-          <w:sz w:val="24"/>
-          <w:szCs w:val="24"/>
-        </w:rPr>
-      </w:pPr>
-    </w:p>
-    <w:p>
-      <w:pPr>
+        <w:t>filters the products in real time</w:t>
+      </w:r>
+      <w:r>
+        <w:t xml:space="preserve"> and only matching items are displayed.</w:t>
+      </w:r>
+      <w:r>
+        <w:t xml:space="preserve"> </w:t>
+      </w:r>
+      <w:r>
+        <w:t xml:space="preserve">If a user clicks on any product, an </w:t>
+      </w:r>
+      <w:r>
         <w:rPr>
           <w:b/>
           <w:bCs/>
-          <w:sz w:val="25"/>
-          <w:szCs w:val="25"/>
-        </w:rPr>
-      </w:pPr>
+        </w:rPr>
+        <w:t>alert message shows the selected product name</w:t>
+      </w:r>
+      <w:r>
+        <w:t xml:space="preserve">, and if nothing matches the search, it displays </w:t>
+      </w:r>
       <w:r>
         <w:rPr>
           <w:b/>
           <w:bCs/>
-          <w:sz w:val="25"/>
-          <w:szCs w:val="25"/>
-        </w:rPr>
-        <w:t xml:space="preserve">Problem </w:t>
-      </w:r>
-      <w:r>
-        <w:rPr>
-          <w:b/>
-          <w:bCs/>
-          <w:sz w:val="25"/>
-          <w:szCs w:val="25"/>
-        </w:rPr>
-        <w:t>3</w:t>
-      </w:r>
-    </w:p>
-    <w:p>
-      <w:pPr>
-        <w:rPr>
-          <w:b/>
-          <w:bCs/>
-          <w:sz w:val="24"/>
-          <w:szCs w:val="24"/>
-        </w:rPr>
-      </w:pPr>
-      <w:r>
-        <w:rPr>
-          <w:b/>
-          <w:bCs/>
-          <w:sz w:val="24"/>
-          <w:szCs w:val="24"/>
-        </w:rPr>
-        <w:t>Problem Statement:</w:t>
-      </w:r>
-      <w:r>
-        <w:rPr>
-          <w:b/>
-          <w:bCs/>
-          <w:sz w:val="24"/>
-          <w:szCs w:val="24"/>
-        </w:rPr>
-        <w:t xml:space="preserve"> </w:t>
-      </w:r>
-      <w:r>
-        <w:rPr>
-          <w:b/>
-          <w:bCs/>
-          <w:sz w:val="24"/>
-          <w:szCs w:val="24"/>
-        </w:rPr>
-        <w:t xml:space="preserve">Dynamic To-Do List </w:t>
-      </w:r>
-      <w:r>
-        <w:rPr>
-          <w:b/>
-          <w:bCs/>
-          <w:sz w:val="24"/>
-          <w:szCs w:val="24"/>
-        </w:rPr>
-        <w:t>(Level-2)</w:t>
-      </w:r>
-    </w:p>
-    <w:p>
-      <w:pPr>
-        <w:rPr>
-          <w:b/>
-          <w:bCs/>
-          <w:sz w:val="24"/>
-          <w:szCs w:val="24"/>
-        </w:rPr>
-      </w:pPr>
-      <w:r>
-        <w:rPr>
-          <w:b/>
-          <w:bCs/>
-          <w:sz w:val="24"/>
-          <w:szCs w:val="24"/>
-        </w:rPr>
-        <w:t>Scenario:</w:t>
-      </w:r>
-    </w:p>
-    <w:p>
-      <w:pPr>
-        <w:rPr>
-          <w:sz w:val="24"/>
-          <w:szCs w:val="24"/>
-        </w:rPr>
-      </w:pPr>
-      <w:r>
-        <w:rPr>
-          <w:sz w:val="24"/>
-          <w:szCs w:val="24"/>
-        </w:rPr>
-        <w:t>A productivity application requires an interactive To-Do list where users can add, delete, and mark tasks as complete without refreshing the page.</w:t>
-      </w:r>
-    </w:p>
-    <w:p>
-      <w:pPr>
-        <w:rPr>
-          <w:b/>
-          <w:bCs/>
-          <w:sz w:val="24"/>
-          <w:szCs w:val="24"/>
-        </w:rPr>
-      </w:pPr>
-      <w:r>
-        <w:rPr>
-          <w:rFonts w:ascii="Segoe UI Emoji" w:hAnsi="Segoe UI Emoji" w:cs="Segoe UI Emoji"/>
-          <w:b/>
-          <w:bCs/>
-          <w:sz w:val="24"/>
-          <w:szCs w:val="24"/>
-        </w:rPr>
-        <w:t>📌</w:t>
-      </w:r>
-      <w:r>
-        <w:rPr>
-          <w:b/>
-          <w:bCs/>
-          <w:sz w:val="24"/>
-          <w:szCs w:val="24"/>
-        </w:rPr>
-        <w:t xml:space="preserve"> Requirements</w:t>
-      </w:r>
-    </w:p>
-    <w:p>
-      <w:pPr>
-        <w:rPr>
-          <w:sz w:val="24"/>
-          <w:szCs w:val="24"/>
-        </w:rPr>
-      </w:pPr>
-      <w:r>
-        <w:rPr>
-          <w:sz w:val="24"/>
-          <w:szCs w:val="24"/>
-        </w:rPr>
-        <w:t>• Add new tasks dynamically.</w:t>
-      </w:r>
-    </w:p>
-    <w:p>
-      <w:pPr>
-        <w:rPr>
-          <w:sz w:val="24"/>
-          <w:szCs w:val="24"/>
-        </w:rPr>
-      </w:pPr>
-      <w:r>
-        <w:rPr>
-          <w:sz w:val="24"/>
-          <w:szCs w:val="24"/>
-        </w:rPr>
-        <w:t>• Delete tasks on button click.</w:t>
-      </w:r>
-    </w:p>
-    <w:p>
-      <w:pPr>
-        <w:rPr>
-          <w:sz w:val="24"/>
-          <w:szCs w:val="24"/>
-        </w:rPr>
-      </w:pPr>
-      <w:r>
-        <w:rPr>
-          <w:sz w:val="24"/>
-          <w:szCs w:val="24"/>
-        </w:rPr>
-        <w:t>• Mark tasks as completed.</w:t>
-      </w:r>
-    </w:p>
-    <w:p>
-      <w:pPr>
-        <w:rPr>
-          <w:sz w:val="24"/>
-          <w:szCs w:val="24"/>
-        </w:rPr>
-      </w:pPr>
-      <w:r>
-        <w:rPr>
-          <w:sz w:val="24"/>
-          <w:szCs w:val="24"/>
-        </w:rPr>
-        <w:t>• Use event delegation for better performance.</w:t>
-      </w:r>
-    </w:p>
-    <w:p>
-      <w:pPr>
-        <w:rPr>
-          <w:sz w:val="24"/>
-          <w:szCs w:val="24"/>
-        </w:rPr>
-      </w:pPr>
-      <w:r>
-        <w:rPr>
-          <w:sz w:val="24"/>
-          <w:szCs w:val="24"/>
-        </w:rPr>
-        <w:t xml:space="preserve"> </w:t>
-      </w:r>
-    </w:p>
-    <w:p>
-      <w:pPr>
-        <w:rPr>
-          <w:b/>
-          <w:bCs/>
-          <w:sz w:val="24"/>
-          <w:szCs w:val="24"/>
-        </w:rPr>
-      </w:pPr>
-      <w:r>
-        <w:rPr>
-          <w:rFonts w:ascii="Segoe UI Emoji" w:hAnsi="Segoe UI Emoji" w:cs="Segoe UI Emoji"/>
-          <w:b/>
-          <w:bCs/>
-          <w:sz w:val="24"/>
-          <w:szCs w:val="24"/>
-        </w:rPr>
-        <w:t>🛠️</w:t>
-      </w:r>
-      <w:r>
-        <w:rPr>
-          <w:b/>
-          <w:bCs/>
-          <w:sz w:val="24"/>
-          <w:szCs w:val="24"/>
-        </w:rPr>
-        <w:t xml:space="preserve"> Technical Constraints</w:t>
-      </w:r>
-    </w:p>
-    <w:p>
-      <w:pPr>
-        <w:rPr>
-          <w:sz w:val="24"/>
-          <w:szCs w:val="24"/>
-        </w:rPr>
-      </w:pPr>
-      <w:r>
-        <w:rPr>
-          <w:sz w:val="24"/>
-          <w:szCs w:val="24"/>
-        </w:rPr>
-        <w:t>• Must use DOM manipulation.</w:t>
-      </w:r>
-    </w:p>
-    <w:p>
-      <w:pPr>
-        <w:rPr>
-          <w:sz w:val="24"/>
-          <w:szCs w:val="24"/>
-        </w:rPr>
-      </w:pPr>
-      <w:r>
-        <w:rPr>
-          <w:sz w:val="24"/>
-          <w:szCs w:val="24"/>
-        </w:rPr>
-        <w:t>• Event delegation required.</w:t>
-      </w:r>
-    </w:p>
-    <w:p>
-      <w:pPr>
-        <w:rPr>
-          <w:sz w:val="24"/>
-          <w:szCs w:val="24"/>
-        </w:rPr>
-      </w:pPr>
-      <w:r>
-        <w:rPr>
-          <w:sz w:val="24"/>
-          <w:szCs w:val="24"/>
-        </w:rPr>
-        <w:t>• Code should follow modular structure.</w:t>
-      </w:r>
-    </w:p>
-    <w:p>
-      <w:pPr>
-        <w:rPr>
-          <w:sz w:val="24"/>
-          <w:szCs w:val="24"/>
-        </w:rPr>
-      </w:pPr>
-      <w:r>
-        <w:rPr>
-          <w:sz w:val="24"/>
-          <w:szCs w:val="24"/>
-        </w:rPr>
-        <w:t xml:space="preserve"> </w:t>
-      </w:r>
-    </w:p>
-    <w:p>
-      <w:pPr>
-        <w:rPr>
-          <w:b/>
-          <w:bCs/>
-          <w:sz w:val="24"/>
-          <w:szCs w:val="24"/>
-        </w:rPr>
-      </w:pPr>
-      <w:r>
-        <w:rPr>
-          <w:b/>
-          <w:bCs/>
-          <w:sz w:val="24"/>
-          <w:szCs w:val="24"/>
-        </w:rPr>
-        <w:t>Expectations:</w:t>
-      </w:r>
-    </w:p>
-    <w:p>
-      <w:pPr>
-        <w:rPr>
-          <w:sz w:val="24"/>
-          <w:szCs w:val="24"/>
-        </w:rPr>
-      </w:pPr>
-      <w:r>
-        <w:rPr>
-          <w:sz w:val="24"/>
-          <w:szCs w:val="24"/>
-        </w:rPr>
-        <w:t>• Fully functional interactive UI.</w:t>
-      </w:r>
-    </w:p>
-    <w:p>
-      <w:pPr>
-        <w:rPr>
-          <w:sz w:val="24"/>
-          <w:szCs w:val="24"/>
-        </w:rPr>
-      </w:pPr>
-      <w:r>
-        <w:rPr>
-          <w:sz w:val="24"/>
-          <w:szCs w:val="24"/>
-        </w:rPr>
-        <w:t>• Organized and reusable functions.</w:t>
-      </w:r>
-    </w:p>
-    <w:p>
-      <w:pPr>
-        <w:rPr>
-          <w:sz w:val="24"/>
-          <w:szCs w:val="24"/>
-        </w:rPr>
-      </w:pPr>
-      <w:r>
-        <w:rPr>
-          <w:sz w:val="24"/>
-          <w:szCs w:val="24"/>
-        </w:rPr>
-        <w:t xml:space="preserve"> </w:t>
-      </w:r>
-    </w:p>
-    <w:p>
-      <w:pPr>
-        <w:rPr>
-          <w:b/>
-          <w:bCs/>
-          <w:sz w:val="24"/>
-          <w:szCs w:val="24"/>
-        </w:rPr>
-      </w:pPr>
-      <w:r>
-        <w:rPr>
-          <w:rFonts w:ascii="Segoe UI Emoji" w:hAnsi="Segoe UI Emoji" w:cs="Segoe UI Emoji"/>
-          <w:b/>
-          <w:bCs/>
-          <w:sz w:val="24"/>
-          <w:szCs w:val="24"/>
-        </w:rPr>
-        <w:t>🎯</w:t>
-      </w:r>
-      <w:r>
-        <w:rPr>
-          <w:b/>
-          <w:bCs/>
-          <w:sz w:val="24"/>
-          <w:szCs w:val="24"/>
-        </w:rPr>
-        <w:t xml:space="preserve"> Learning Outcome</w:t>
-      </w:r>
-    </w:p>
-    <w:p>
-      <w:pPr>
-        <w:rPr>
-          <w:sz w:val="24"/>
-          <w:szCs w:val="24"/>
-        </w:rPr>
-      </w:pPr>
-      <w:r>
-        <w:rPr>
-          <w:sz w:val="24"/>
-          <w:szCs w:val="24"/>
-        </w:rPr>
-        <w:t>• Advanced DOM event handling.</w:t>
-      </w:r>
-    </w:p>
-    <w:p>
-      <w:pPr>
-        <w:rPr>
-          <w:sz w:val="24"/>
-          <w:szCs w:val="24"/>
-        </w:rPr>
-      </w:pPr>
-      <w:r>
-        <w:rPr>
-          <w:sz w:val="24"/>
-          <w:szCs w:val="24"/>
-        </w:rPr>
-        <w:t>• Event delegation concept.</w:t>
-      </w:r>
-    </w:p>
-    <w:p>
-      <w:pPr>
-        <w:rPr>
-          <w:sz w:val="24"/>
-          <w:szCs w:val="24"/>
-        </w:rPr>
-      </w:pPr>
-      <w:r>
-        <w:rPr>
-          <w:sz w:val="24"/>
-          <w:szCs w:val="24"/>
-        </w:rPr>
-        <w:t>• Understanding role of libraries in speeding up development.</w:t>
-      </w:r>
-    </w:p>
-    <w:p>
-      <w:pPr>
-        <w:rPr>
-          <w:sz w:val="24"/>
-          <w:szCs w:val="24"/>
-        </w:rPr>
-      </w:pPr>
-      <w:r>
-        <w:rPr>
-          <w:sz w:val="24"/>
-          <w:szCs w:val="24"/>
-        </w:rPr>
-        <w:t>Source Code:</w:t>
-      </w:r>
-    </w:p>
-    <w:p>
-      <w:pPr>
-        <w:rPr>
-          <w:noProof/>
-        </w:rPr>
-      </w:pPr>
-      <w:r>
-        <w:rPr>
-          <w:noProof/>
-        </w:rPr>
-        <w:t>File Name: index.html</w:t>
-      </w:r>
-    </w:p>
-    <w:p/>
-    <w:p/>
-    <w:p/>
-    <w:p/>
-    <w:p>
-      <w:pPr>
-        <w:rPr>
-          <w:sz w:val="24"/>
-          <w:szCs w:val="24"/>
-        </w:rPr>
-      </w:pPr>
-    </w:p>
-    <w:p>
-      <w:pPr>
-        <w:rPr>
-          <w:sz w:val="24"/>
-          <w:szCs w:val="24"/>
-        </w:rPr>
-      </w:pPr>
-    </w:p>
-    <w:p>
-      <w:pPr>
-        <w:rPr>
-          <w:sz w:val="24"/>
-          <w:szCs w:val="24"/>
-        </w:rPr>
-      </w:pPr>
-    </w:p>
-    <w:p>
-      <w:pPr>
-        <w:rPr>
-          <w:sz w:val="24"/>
-          <w:szCs w:val="24"/>
-        </w:rPr>
-      </w:pPr>
-    </w:p>
-    <w:p>
-      <w:pPr>
-        <w:rPr>
-          <w:sz w:val="24"/>
-          <w:szCs w:val="24"/>
-        </w:rPr>
-      </w:pPr>
-    </w:p>
-    <w:p>
-      <w:pPr>
-        <w:rPr>
-          <w:sz w:val="24"/>
-          <w:szCs w:val="24"/>
-        </w:rPr>
-      </w:pPr>
-    </w:p>
-    <w:p>
-      <w:pPr>
-        <w:rPr>
-          <w:sz w:val="24"/>
-          <w:szCs w:val="24"/>
-        </w:rPr>
-      </w:pPr>
-    </w:p>
-    <w:p>
-      <w:pPr>
-        <w:rPr>
-          <w:sz w:val="24"/>
-          <w:szCs w:val="24"/>
-        </w:rPr>
-      </w:pPr>
-      <w:r>
-        <w:rPr>
-          <w:sz w:val="24"/>
-          <w:szCs w:val="24"/>
-        </w:rPr>
-        <w:t>Output:</w:t>
-      </w:r>
-    </w:p>
-    <w:p>
-      <w:r>
-        <w:t>Output File: index.html</w:t>
-      </w:r>
-    </w:p>
-    <w:p/>
-    <w:p/>
-    <w:p/>
-    <w:p/>
-    <w:p>
-      <w:pPr>
-        <w:rPr>
-          <w:sz w:val="24"/>
-          <w:szCs w:val="24"/>
-        </w:rPr>
-      </w:pPr>
-      <w:r>
-        <w:rPr>
-          <w:sz w:val="24"/>
-          <w:szCs w:val="24"/>
-        </w:rPr>
-        <w:t>Explanation:</w:t>
-      </w:r>
-    </w:p>
-    <w:p>
-      <w:r>
-        <w:t xml:space="preserve">This code creates a </w:t>
-      </w:r>
-      <w:r>
-        <w:rPr>
-          <w:b/>
-          <w:bCs/>
-        </w:rPr>
-        <w:t>Weather Forecast App</w:t>
-      </w:r>
-      <w:r>
-        <w:t xml:space="preserve"> where the user enters a city name and clicks </w:t>
-      </w:r>
-      <w:r>
-        <w:rPr>
-          <w:b/>
-          <w:bCs/>
-        </w:rPr>
-        <w:t>Fetch Data</w:t>
-      </w:r>
-      <w:r>
-        <w:t xml:space="preserve"> to get weather information from a public API.</w:t>
-      </w:r>
-      <w:r>
-        <w:t xml:space="preserve"> </w:t>
-      </w:r>
-      <w:r>
-        <w:t xml:space="preserve">JavaScript uses </w:t>
-      </w:r>
-      <w:r>
-        <w:rPr>
-          <w:b/>
-          <w:bCs/>
-        </w:rPr>
-        <w:t>fetch() with async/await</w:t>
-      </w:r>
-      <w:r>
-        <w:t xml:space="preserve"> to retrieve temperature, condition, humidity, and wind details and display them on the page. If the city is empty or invalid, it shows an </w:t>
-      </w:r>
-      <w:r>
-        <w:rPr>
-          <w:b/>
-          <w:bCs/>
-        </w:rPr>
-        <w:t>error message</w:t>
-      </w:r>
-      <w:r>
-        <w:t xml:space="preserve"> like “Please Enter a City Name” or “City Not Found”.</w:t>
-      </w:r>
-    </w:p>
-    <w:p/>
-    <w:p/>
-    <w:p>
-      <w:pPr>
-        <w:rPr>
-          <w:b/>
-          <w:bCs/>
-          <w:sz w:val="25"/>
-          <w:szCs w:val="25"/>
-        </w:rPr>
-      </w:pPr>
-      <w:r>
-        <w:rPr>
-          <w:b/>
-          <w:bCs/>
-          <w:sz w:val="25"/>
-          <w:szCs w:val="25"/>
-        </w:rPr>
-        <w:t xml:space="preserve">Problem </w:t>
-      </w:r>
-      <w:r>
-        <w:rPr>
-          <w:b/>
-          <w:bCs/>
-          <w:sz w:val="25"/>
-          <w:szCs w:val="25"/>
-        </w:rPr>
-        <w:t>4</w:t>
-      </w:r>
-    </w:p>
-    <w:p>
-      <w:pPr>
-        <w:rPr>
-          <w:b/>
-          <w:bCs/>
-          <w:sz w:val="24"/>
-          <w:szCs w:val="24"/>
-        </w:rPr>
-      </w:pPr>
-      <w:r>
-        <w:rPr>
-          <w:b/>
-          <w:bCs/>
-          <w:sz w:val="24"/>
-          <w:szCs w:val="24"/>
-        </w:rPr>
-        <w:t>Problem Statement:</w:t>
-      </w:r>
-      <w:r>
-        <w:rPr>
-          <w:b/>
-          <w:bCs/>
-          <w:sz w:val="24"/>
-          <w:szCs w:val="24"/>
-        </w:rPr>
-        <w:t xml:space="preserve"> </w:t>
-      </w:r>
-      <w:r>
-        <w:rPr>
-          <w:b/>
-          <w:bCs/>
-          <w:sz w:val="24"/>
-          <w:szCs w:val="24"/>
-        </w:rPr>
-        <w:t xml:space="preserve">Mini Product Search App </w:t>
-      </w:r>
-      <w:r>
-        <w:rPr>
-          <w:b/>
-          <w:bCs/>
-          <w:sz w:val="24"/>
-          <w:szCs w:val="24"/>
-        </w:rPr>
-        <w:t>(Level-2)</w:t>
-      </w:r>
-    </w:p>
-    <w:p>
-      <w:pPr>
-        <w:rPr>
-          <w:b/>
-          <w:bCs/>
-          <w:sz w:val="24"/>
-          <w:szCs w:val="24"/>
-        </w:rPr>
-      </w:pPr>
-      <w:r>
-        <w:rPr>
-          <w:b/>
-          <w:bCs/>
-          <w:sz w:val="24"/>
-          <w:szCs w:val="24"/>
-        </w:rPr>
-        <w:t>Scenario:</w:t>
-      </w:r>
-    </w:p>
-    <w:p>
-      <w:pPr>
-        <w:rPr>
-          <w:sz w:val="24"/>
-          <w:szCs w:val="24"/>
-        </w:rPr>
-      </w:pPr>
-      <w:r>
-        <w:rPr>
-          <w:sz w:val="24"/>
-          <w:szCs w:val="24"/>
-        </w:rPr>
-        <w:t>An e-commerce company needs a mini product search application that filters products dynamically as users type in the search box.</w:t>
-      </w:r>
-    </w:p>
-    <w:p>
-      <w:pPr>
-        <w:rPr>
-          <w:sz w:val="24"/>
-          <w:szCs w:val="24"/>
-        </w:rPr>
-      </w:pPr>
-      <w:r>
-        <w:rPr>
-          <w:sz w:val="24"/>
-          <w:szCs w:val="24"/>
-        </w:rPr>
-        <w:t xml:space="preserve"> </w:t>
-      </w:r>
-    </w:p>
-    <w:p>
-      <w:pPr>
-        <w:rPr>
-          <w:b/>
-          <w:bCs/>
-          <w:sz w:val="24"/>
-          <w:szCs w:val="24"/>
-        </w:rPr>
-      </w:pPr>
-      <w:r>
-        <w:rPr>
-          <w:rFonts w:ascii="Segoe UI Emoji" w:hAnsi="Segoe UI Emoji" w:cs="Segoe UI Emoji"/>
-          <w:b/>
-          <w:bCs/>
-          <w:sz w:val="24"/>
-          <w:szCs w:val="24"/>
-        </w:rPr>
-        <w:t>📌</w:t>
-      </w:r>
-      <w:r>
-        <w:rPr>
-          <w:b/>
-          <w:bCs/>
-          <w:sz w:val="24"/>
-          <w:szCs w:val="24"/>
-        </w:rPr>
-        <w:t xml:space="preserve"> Requirements </w:t>
-      </w:r>
-    </w:p>
-    <w:p>
-      <w:pPr>
-        <w:rPr>
-          <w:sz w:val="24"/>
-          <w:szCs w:val="24"/>
-        </w:rPr>
-      </w:pPr>
-      <w:r>
-        <w:rPr>
-          <w:sz w:val="24"/>
-          <w:szCs w:val="24"/>
-        </w:rPr>
-        <w:t>• Display product list from a predefined array.</w:t>
-      </w:r>
-    </w:p>
-    <w:p>
-      <w:pPr>
-        <w:rPr>
-          <w:sz w:val="24"/>
-          <w:szCs w:val="24"/>
-        </w:rPr>
-      </w:pPr>
-      <w:r>
-        <w:rPr>
-          <w:sz w:val="24"/>
-          <w:szCs w:val="24"/>
-        </w:rPr>
-        <w:t>• Filter products dynamically using input event.</w:t>
-      </w:r>
-    </w:p>
-    <w:p>
-      <w:pPr>
-        <w:rPr>
-          <w:sz w:val="24"/>
-          <w:szCs w:val="24"/>
-        </w:rPr>
-      </w:pPr>
-      <w:r>
-        <w:rPr>
-          <w:sz w:val="24"/>
-          <w:szCs w:val="24"/>
-        </w:rPr>
-        <w:t>• Display “No Results Found” when applicable.</w:t>
-      </w:r>
-    </w:p>
-    <w:p>
-      <w:pPr>
-        <w:rPr>
-          <w:sz w:val="24"/>
-          <w:szCs w:val="24"/>
-        </w:rPr>
-      </w:pPr>
-      <w:r>
-        <w:rPr>
-          <w:sz w:val="24"/>
-          <w:szCs w:val="24"/>
-        </w:rPr>
-        <w:t xml:space="preserve"> </w:t>
-      </w:r>
-    </w:p>
-    <w:p>
-      <w:pPr>
-        <w:rPr>
-          <w:b/>
-          <w:bCs/>
-          <w:sz w:val="24"/>
-          <w:szCs w:val="24"/>
-        </w:rPr>
-      </w:pPr>
-      <w:r>
-        <w:rPr>
-          <w:rFonts w:ascii="Segoe UI Emoji" w:hAnsi="Segoe UI Emoji" w:cs="Segoe UI Emoji"/>
-          <w:b/>
-          <w:bCs/>
-          <w:sz w:val="24"/>
-          <w:szCs w:val="24"/>
-        </w:rPr>
-        <w:t>🛠️</w:t>
-      </w:r>
-      <w:r>
-        <w:rPr>
-          <w:b/>
-          <w:bCs/>
-          <w:sz w:val="24"/>
-          <w:szCs w:val="24"/>
-        </w:rPr>
-        <w:t xml:space="preserve"> Technical Constraints</w:t>
-      </w:r>
-    </w:p>
-    <w:p>
-      <w:pPr>
-        <w:rPr>
-          <w:sz w:val="24"/>
-          <w:szCs w:val="24"/>
-        </w:rPr>
-      </w:pPr>
-      <w:r>
-        <w:rPr>
-          <w:sz w:val="24"/>
-          <w:szCs w:val="24"/>
-        </w:rPr>
-        <w:t>• Must use DOM manipulation.</w:t>
-      </w:r>
-    </w:p>
-    <w:p>
-      <w:pPr>
-        <w:rPr>
-          <w:sz w:val="24"/>
-          <w:szCs w:val="24"/>
-        </w:rPr>
-      </w:pPr>
-      <w:r>
-        <w:rPr>
-          <w:sz w:val="24"/>
-          <w:szCs w:val="24"/>
-        </w:rPr>
-        <w:t>• Event delegation required.</w:t>
-      </w:r>
-    </w:p>
-    <w:p>
-      <w:pPr>
-        <w:rPr>
-          <w:sz w:val="24"/>
-          <w:szCs w:val="24"/>
-        </w:rPr>
-      </w:pPr>
-      <w:r>
-        <w:rPr>
-          <w:sz w:val="24"/>
-          <w:szCs w:val="24"/>
-        </w:rPr>
-        <w:t>• Code should follow modular structure.</w:t>
-      </w:r>
-    </w:p>
-    <w:p>
-      <w:pPr>
-        <w:rPr>
-          <w:sz w:val="24"/>
-          <w:szCs w:val="24"/>
-        </w:rPr>
-      </w:pPr>
-      <w:r>
-        <w:rPr>
-          <w:sz w:val="24"/>
-          <w:szCs w:val="24"/>
-        </w:rPr>
-        <w:t xml:space="preserve"> </w:t>
-      </w:r>
-    </w:p>
-    <w:p>
-      <w:pPr>
-        <w:rPr>
-          <w:b/>
-          <w:bCs/>
-          <w:sz w:val="24"/>
-          <w:szCs w:val="24"/>
-        </w:rPr>
-      </w:pPr>
-      <w:r>
-        <w:rPr>
-          <w:b/>
-          <w:bCs/>
-          <w:sz w:val="24"/>
-          <w:szCs w:val="24"/>
-        </w:rPr>
-        <w:t>Expectations:</w:t>
-      </w:r>
-    </w:p>
-    <w:p>
-      <w:pPr>
-        <w:rPr>
-          <w:sz w:val="24"/>
-          <w:szCs w:val="24"/>
-        </w:rPr>
-      </w:pPr>
-      <w:r>
-        <w:rPr>
-          <w:sz w:val="24"/>
-          <w:szCs w:val="24"/>
-        </w:rPr>
-        <w:t>• Real-time filtering.</w:t>
-      </w:r>
-    </w:p>
-    <w:p>
-      <w:pPr>
-        <w:rPr>
-          <w:sz w:val="24"/>
-          <w:szCs w:val="24"/>
-        </w:rPr>
-      </w:pPr>
-      <w:r>
-        <w:rPr>
-          <w:sz w:val="24"/>
-          <w:szCs w:val="24"/>
-        </w:rPr>
-        <w:t>• Proper state management.</w:t>
-      </w:r>
-    </w:p>
-    <w:p>
-      <w:pPr>
-        <w:rPr>
-          <w:sz w:val="24"/>
-          <w:szCs w:val="24"/>
-        </w:rPr>
-      </w:pPr>
-      <w:r>
-        <w:rPr>
-          <w:sz w:val="24"/>
-          <w:szCs w:val="24"/>
-        </w:rPr>
-        <w:t xml:space="preserve"> </w:t>
-      </w:r>
-    </w:p>
-    <w:p>
-      <w:pPr>
-        <w:rPr>
-          <w:b/>
-          <w:bCs/>
-          <w:sz w:val="24"/>
-          <w:szCs w:val="24"/>
-        </w:rPr>
-      </w:pPr>
-      <w:r>
-        <w:rPr>
-          <w:rFonts w:ascii="Segoe UI Emoji" w:hAnsi="Segoe UI Emoji" w:cs="Segoe UI Emoji"/>
-          <w:b/>
-          <w:bCs/>
-          <w:sz w:val="24"/>
-          <w:szCs w:val="24"/>
-        </w:rPr>
-        <w:t>🎯</w:t>
-      </w:r>
-      <w:r>
-        <w:rPr>
-          <w:b/>
-          <w:bCs/>
-          <w:sz w:val="24"/>
-          <w:szCs w:val="24"/>
-        </w:rPr>
-        <w:t xml:space="preserve"> Learning Outcome</w:t>
-      </w:r>
-    </w:p>
-    <w:p>
-      <w:pPr>
-        <w:rPr>
-          <w:sz w:val="24"/>
-          <w:szCs w:val="24"/>
-        </w:rPr>
-      </w:pPr>
-      <w:r>
-        <w:rPr>
-          <w:sz w:val="24"/>
-          <w:szCs w:val="24"/>
-        </w:rPr>
-        <w:t>• State management basics.</w:t>
-      </w:r>
-    </w:p>
-    <w:p>
-      <w:pPr>
-        <w:rPr>
-          <w:sz w:val="24"/>
-          <w:szCs w:val="24"/>
-          <w:lang w:val="en-IN"/>
-        </w:rPr>
-      </w:pPr>
-    </w:p>
-    <w:p>
-      <w:pPr>
-        <w:rPr>
-          <w:sz w:val="24"/>
-          <w:szCs w:val="24"/>
-          <w:lang w:val="en-IN"/>
-        </w:rPr>
-      </w:pPr>
-    </w:p>
-    <w:p>
-      <w:pPr>
-        <w:rPr>
-          <w:sz w:val="24"/>
-          <w:szCs w:val="24"/>
-        </w:rPr>
-      </w:pPr>
-      <w:r>
-        <w:rPr>
-          <w:sz w:val="24"/>
-          <w:szCs w:val="24"/>
-        </w:rPr>
-        <w:t>Source Code:</w:t>
-      </w:r>
-    </w:p>
-    <w:p>
-      <w:pPr>
-        <w:rPr>
-          <w:noProof/>
-          <w:sz w:val="24"/>
-          <w:szCs w:val="24"/>
-        </w:rPr>
-      </w:pPr>
-      <w:r>
-        <w:rPr>
-          <w:noProof/>
-          <w:sz w:val="24"/>
-          <w:szCs w:val="24"/>
-        </w:rPr>
-        <w:t>File Name: index.html</w:t>
-      </w:r>
-    </w:p>
-    <w:p>
-      <w:pPr>
-        <w:rPr>
-          <w:noProof/>
-          <w:sz w:val="24"/>
-          <w:szCs w:val="24"/>
-        </w:rPr>
-      </w:pPr>
-    </w:p>
-    <w:p>
-      <w:pPr>
-        <w:rPr>
-          <w:noProof/>
-          <w:sz w:val="24"/>
-          <w:szCs w:val="24"/>
-        </w:rPr>
-      </w:pPr>
-    </w:p>
-    <w:p>
-      <w:pPr>
-        <w:rPr>
-          <w:noProof/>
-          <w:sz w:val="24"/>
-          <w:szCs w:val="24"/>
-        </w:rPr>
-      </w:pPr>
-    </w:p>
-    <w:p>
-      <w:pPr>
-        <w:rPr>
-          <w:noProof/>
-          <w:sz w:val="24"/>
-          <w:szCs w:val="24"/>
-        </w:rPr>
-      </w:pPr>
-    </w:p>
-    <w:p>
-      <w:pPr>
-        <w:rPr>
-          <w:noProof/>
-          <w:sz w:val="24"/>
-          <w:szCs w:val="24"/>
-        </w:rPr>
-      </w:pPr>
-      <w:r>
-        <w:rPr>
-          <w:sz w:val="24"/>
-          <w:szCs w:val="24"/>
-        </w:rPr>
-        <w:t>Output:</w:t>
-      </w:r>
-    </w:p>
-    <w:p>
-      <w:pPr>
-        <w:rPr>
-          <w:noProof/>
-        </w:rPr>
-      </w:pPr>
-      <w:r>
-        <w:rPr>
-          <w:noProof/>
-        </w:rPr>
-        <w:t>Output File: index.html</w:t>
-      </w:r>
-    </w:p>
-    <w:p>
-      <w:pPr>
-        <w:rPr>
-          <w:noProof/>
-        </w:rPr>
-      </w:pPr>
-    </w:p>
-    <w:p>
-      <w:pPr>
-        <w:rPr>
-          <w:noProof/>
-        </w:rPr>
-      </w:pPr>
-    </w:p>
-    <w:p>
-      <w:pPr>
-        <w:rPr>
-          <w:noProof/>
-        </w:rPr>
-      </w:pPr>
-    </w:p>
-    <w:p>
-      <w:pPr>
-        <w:rPr>
-          <w:sz w:val="24"/>
-          <w:szCs w:val="24"/>
-        </w:rPr>
-      </w:pPr>
-      <w:r>
-        <w:rPr>
-          <w:sz w:val="24"/>
-          <w:szCs w:val="24"/>
-        </w:rPr>
-        <w:t>Explanation:</w:t>
-      </w:r>
-    </w:p>
-    <w:p>
-      <w:r>
-        <w:t xml:space="preserve">This code creates a simple </w:t>
-      </w:r>
-      <w:r>
-        <w:rPr>
-          <w:b/>
-          <w:bCs/>
-        </w:rPr>
-        <w:t>Task Manager</w:t>
-      </w:r>
-      <w:r>
-        <w:t xml:space="preserve"> where a user can type a task and click </w:t>
-      </w:r>
-      <w:r>
-        <w:rPr>
-          <w:b/>
-          <w:bCs/>
-        </w:rPr>
-        <w:t>Add Task</w:t>
-      </w:r>
-      <w:r>
-        <w:t xml:space="preserve"> to add it to the list. The tasks are stored in an array and displayed on the page, and each task has a </w:t>
-      </w:r>
-      <w:r>
-        <w:rPr>
-          <w:b/>
-          <w:bCs/>
-        </w:rPr>
-        <w:t>Delete button</w:t>
-      </w:r>
-      <w:r>
-        <w:t xml:space="preserve"> to remove it. It uses </w:t>
-      </w:r>
-      <w:r>
-        <w:rPr>
-          <w:b/>
-          <w:bCs/>
-        </w:rPr>
-        <w:t xml:space="preserve">Promises and async/await with </w:t>
-      </w:r>
-      <w:proofErr w:type="spellStart"/>
-      <w:r>
-        <w:rPr>
-          <w:b/>
-          <w:bCs/>
-        </w:rPr>
-        <w:t>setTimeout</w:t>
-      </w:r>
-      <w:proofErr w:type="spellEnd"/>
-      <w:r>
-        <w:t xml:space="preserve"> to simulate asynchronous operations like adding, listing, and deleting tasks before updating the UI.</w:t>
+        </w:rPr>
+        <w:t>“No Results Found.”</w:t>
       </w:r>
     </w:p>
     <w:p>
